--- a/DevOps/lab4/lab4.docx
+++ b/DevOps/lab4/lab4.docx
@@ -190,7 +190,6 @@
           <w:rFonts w:ascii="Times New Roman" w:eastAsia="Calibri" w:hAnsi="Times New Roman" w:cs="Times New Roman"/>
           <w:sz w:val="24"/>
           <w:szCs w:val="24"/>
-          <w:lang w:val="en-US"/>
         </w:rPr>
         <w:t>4</w:t>
       </w:r>
@@ -383,24 +382,24 @@
           <w:szCs w:val="24"/>
         </w:rPr>
       </w:pPr>
+      <w:proofErr w:type="spellStart"/>
       <w:r>
         <w:rPr>
           <w:rFonts w:ascii="Times New Roman" w:eastAsia="Calibri" w:hAnsi="Times New Roman" w:cs="Times New Roman"/>
           <w:sz w:val="24"/>
           <w:szCs w:val="24"/>
         </w:rPr>
-        <w:t>Аралушкин Максим Дмитриевич</w:t>
-      </w:r>
-    </w:p>
-    <w:p>
-      <w:pPr>
-        <w:jc w:val="right"/>
+        <w:t>Аралушкин</w:t>
+      </w:r>
+      <w:proofErr w:type="spellEnd"/>
+      <w:r>
         <w:rPr>
           <w:rFonts w:ascii="Times New Roman" w:eastAsia="Calibri" w:hAnsi="Times New Roman" w:cs="Times New Roman"/>
           <w:sz w:val="24"/>
           <w:szCs w:val="24"/>
         </w:rPr>
-      </w:pPr>
+        <w:t xml:space="preserve"> Максим Дмитриевич</w:t>
+      </w:r>
     </w:p>
     <w:p>
       <w:pPr>
@@ -411,24 +410,24 @@
           <w:szCs w:val="24"/>
         </w:rPr>
       </w:pPr>
-      <w:r>
+    </w:p>
+    <w:p>
+      <w:pPr>
+        <w:jc w:val="right"/>
         <w:rPr>
           <w:rFonts w:ascii="Times New Roman" w:eastAsia="Calibri" w:hAnsi="Times New Roman" w:cs="Times New Roman"/>
           <w:sz w:val="24"/>
           <w:szCs w:val="24"/>
         </w:rPr>
-        <w:t>Проверил: Тимчук А.В.</w:t>
-      </w:r>
-    </w:p>
-    <w:p>
-      <w:pPr>
-        <w:jc w:val="right"/>
+      </w:pPr>
+      <w:r>
         <w:rPr>
           <w:rFonts w:ascii="Times New Roman" w:eastAsia="Calibri" w:hAnsi="Times New Roman" w:cs="Times New Roman"/>
           <w:sz w:val="24"/>
           <w:szCs w:val="24"/>
         </w:rPr>
-      </w:pPr>
+        <w:t>Проверил: Тимчук А.В.</w:t>
+      </w:r>
     </w:p>
     <w:p>
       <w:pPr>
@@ -462,6 +461,7 @@
     </w:p>
     <w:p>
       <w:pPr>
+        <w:jc w:val="right"/>
         <w:rPr>
           <w:rFonts w:ascii="Times New Roman" w:eastAsia="Calibri" w:hAnsi="Times New Roman" w:cs="Times New Roman"/>
           <w:sz w:val="24"/>
@@ -471,27 +471,36 @@
     </w:p>
     <w:p>
       <w:pPr>
-        <w:jc w:val="center"/>
         <w:rPr>
           <w:rFonts w:ascii="Times New Roman" w:eastAsia="Calibri" w:hAnsi="Times New Roman" w:cs="Times New Roman"/>
           <w:sz w:val="24"/>
           <w:szCs w:val="24"/>
         </w:rPr>
       </w:pPr>
-      <w:r>
+    </w:p>
+    <w:p>
+      <w:pPr>
+        <w:jc w:val="center"/>
         <w:rPr>
           <w:rFonts w:ascii="Times New Roman" w:eastAsia="Calibri" w:hAnsi="Times New Roman" w:cs="Times New Roman"/>
           <w:sz w:val="24"/>
           <w:szCs w:val="24"/>
         </w:rPr>
-        <w:t>Москва, 202</w:t>
-      </w:r>
+      </w:pPr>
       <w:r>
         <w:rPr>
           <w:rFonts w:ascii="Times New Roman" w:eastAsia="Calibri" w:hAnsi="Times New Roman" w:cs="Times New Roman"/>
           <w:sz w:val="24"/>
           <w:szCs w:val="24"/>
         </w:rPr>
+        <w:t>Москва, 202</w:t>
+      </w:r>
+      <w:r>
+        <w:rPr>
+          <w:rFonts w:ascii="Times New Roman" w:eastAsia="Calibri" w:hAnsi="Times New Roman" w:cs="Times New Roman"/>
+          <w:sz w:val="24"/>
+          <w:szCs w:val="24"/>
+        </w:rPr>
         <w:t>6</w:t>
       </w:r>
     </w:p>
@@ -629,6 +638,7 @@
         </w:rPr>
         <w:t>.</w:t>
       </w:r>
+      <w:proofErr w:type="spellStart"/>
       <w:r>
         <w:rPr>
           <w:rFonts w:ascii="Times New Roman" w:hAnsi="Times New Roman" w:cs="Times New Roman"/>
@@ -638,6 +648,7 @@
         </w:rPr>
         <w:t>yml</w:t>
       </w:r>
+      <w:proofErr w:type="spellEnd"/>
       <w:r>
         <w:rPr>
           <w:rFonts w:ascii="Times New Roman" w:hAnsi="Times New Roman" w:cs="Times New Roman"/>
@@ -690,6 +701,7 @@
           <w:bCs/>
           <w:sz w:val="28"/>
           <w:szCs w:val="28"/>
+          <w:lang w:val="en-US"/>
         </w:rPr>
       </w:pPr>
       <w:r>
@@ -700,15 +712,3393 @@
           <w:sz w:val="28"/>
           <w:szCs w:val="28"/>
         </w:rPr>
-        <w:t>Ход работы</w:t>
-      </w:r>
-    </w:p>
-    <w:p>
-      <w:pPr>
-        <w:rPr>
-          <w:rFonts w:ascii="Times New Roman" w:hAnsi="Times New Roman" w:cs="Times New Roman"/>
-          <w:sz w:val="28"/>
-          <w:szCs w:val="28"/>
+        <w:t>Ход</w:t>
+      </w:r>
+      <w:r>
+        <w:rPr>
+          <w:rFonts w:ascii="Times New Roman" w:hAnsi="Times New Roman" w:cs="Times New Roman"/>
+          <w:b/>
+          <w:bCs/>
+          <w:sz w:val="28"/>
+          <w:szCs w:val="28"/>
+          <w:lang w:val="en-US"/>
+        </w:rPr>
+        <w:t xml:space="preserve"> </w:t>
+      </w:r>
+      <w:r>
+        <w:rPr>
+          <w:rFonts w:ascii="Times New Roman" w:hAnsi="Times New Roman" w:cs="Times New Roman"/>
+          <w:b/>
+          <w:bCs/>
+          <w:sz w:val="28"/>
+          <w:szCs w:val="28"/>
+        </w:rPr>
+        <w:t>работы</w:t>
+      </w:r>
+    </w:p>
+    <w:p>
+      <w:pPr>
+        <w:rPr>
+          <w:rFonts w:ascii="Times New Roman" w:hAnsi="Times New Roman" w:cs="Times New Roman"/>
+          <w:sz w:val="28"/>
+          <w:szCs w:val="28"/>
+        </w:rPr>
+      </w:pPr>
+      <w:proofErr w:type="spellStart"/>
+      <w:r>
+        <w:rPr>
+          <w:rFonts w:ascii="Times New Roman" w:hAnsi="Times New Roman" w:cs="Times New Roman"/>
+          <w:sz w:val="28"/>
+          <w:szCs w:val="28"/>
+          <w:lang w:val="en-US"/>
+        </w:rPr>
+        <w:t>Yaml</w:t>
+      </w:r>
+      <w:proofErr w:type="spellEnd"/>
+      <w:r>
+        <w:rPr>
+          <w:rFonts w:ascii="Times New Roman" w:hAnsi="Times New Roman" w:cs="Times New Roman"/>
+          <w:sz w:val="28"/>
+          <w:szCs w:val="28"/>
+          <w:lang w:val="en-US"/>
+        </w:rPr>
+        <w:t xml:space="preserve"> </w:t>
+      </w:r>
+      <w:r>
+        <w:rPr>
+          <w:rFonts w:ascii="Times New Roman" w:hAnsi="Times New Roman" w:cs="Times New Roman"/>
+          <w:sz w:val="28"/>
+          <w:szCs w:val="28"/>
+        </w:rPr>
+        <w:t>файл:</w:t>
+      </w:r>
+    </w:p>
+    <w:p>
+      <w:pPr>
+        <w:shd w:val="clear" w:color="auto" w:fill="121314"/>
+        <w:spacing w:after="0" w:line="285" w:lineRule="atLeast"/>
+        <w:rPr>
+          <w:rFonts w:ascii="Consolas" w:eastAsia="Times New Roman" w:hAnsi="Consolas" w:cs="Times New Roman"/>
+          <w:color w:val="BBBEBF"/>
+          <w:kern w:val="0"/>
+          <w:sz w:val="21"/>
+          <w:szCs w:val="21"/>
+          <w:lang w:val="en-US" w:eastAsia="ru-RU"/>
+          <w14:ligatures w14:val="none"/>
+        </w:rPr>
+      </w:pPr>
+      <w:r>
+        <w:rPr>
+          <w:rFonts w:ascii="Consolas" w:eastAsia="Times New Roman" w:hAnsi="Consolas" w:cs="Times New Roman"/>
+          <w:color w:val="7EE787"/>
+          <w:kern w:val="0"/>
+          <w:sz w:val="21"/>
+          <w:szCs w:val="21"/>
+          <w:lang w:val="en-US" w:eastAsia="ru-RU"/>
+          <w14:ligatures w14:val="none"/>
+        </w:rPr>
+        <w:t>services</w:t>
+      </w:r>
+      <w:r>
+        <w:rPr>
+          <w:rFonts w:ascii="Consolas" w:eastAsia="Times New Roman" w:hAnsi="Consolas" w:cs="Times New Roman"/>
+          <w:color w:val="BBBEBF"/>
+          <w:kern w:val="0"/>
+          <w:sz w:val="21"/>
+          <w:szCs w:val="21"/>
+          <w:lang w:val="en-US" w:eastAsia="ru-RU"/>
+          <w14:ligatures w14:val="none"/>
+        </w:rPr>
+        <w:t>:</w:t>
+      </w:r>
+    </w:p>
+    <w:p>
+      <w:pPr>
+        <w:shd w:val="clear" w:color="auto" w:fill="121314"/>
+        <w:spacing w:after="0" w:line="285" w:lineRule="atLeast"/>
+        <w:rPr>
+          <w:rFonts w:ascii="Consolas" w:eastAsia="Times New Roman" w:hAnsi="Consolas" w:cs="Times New Roman"/>
+          <w:color w:val="BBBEBF"/>
+          <w:kern w:val="0"/>
+          <w:sz w:val="21"/>
+          <w:szCs w:val="21"/>
+          <w:lang w:val="en-US" w:eastAsia="ru-RU"/>
+          <w14:ligatures w14:val="none"/>
+        </w:rPr>
+      </w:pPr>
+      <w:r>
+        <w:rPr>
+          <w:rFonts w:ascii="Consolas" w:eastAsia="Times New Roman" w:hAnsi="Consolas" w:cs="Times New Roman"/>
+          <w:color w:val="BBBEBF"/>
+          <w:kern w:val="0"/>
+          <w:sz w:val="21"/>
+          <w:szCs w:val="21"/>
+          <w:lang w:val="en-US" w:eastAsia="ru-RU"/>
+          <w14:ligatures w14:val="none"/>
+        </w:rPr>
+        <w:t xml:space="preserve">  </w:t>
+      </w:r>
+      <w:proofErr w:type="spellStart"/>
+      <w:r>
+        <w:rPr>
+          <w:rFonts w:ascii="Consolas" w:eastAsia="Times New Roman" w:hAnsi="Consolas" w:cs="Times New Roman"/>
+          <w:color w:val="7EE787"/>
+          <w:kern w:val="0"/>
+          <w:sz w:val="21"/>
+          <w:szCs w:val="21"/>
+          <w:lang w:val="en-US" w:eastAsia="ru-RU"/>
+          <w14:ligatures w14:val="none"/>
+        </w:rPr>
+        <w:t>api</w:t>
+      </w:r>
+      <w:proofErr w:type="spellEnd"/>
+      <w:r>
+        <w:rPr>
+          <w:rFonts w:ascii="Consolas" w:eastAsia="Times New Roman" w:hAnsi="Consolas" w:cs="Times New Roman"/>
+          <w:color w:val="BBBEBF"/>
+          <w:kern w:val="0"/>
+          <w:sz w:val="21"/>
+          <w:szCs w:val="21"/>
+          <w:lang w:val="en-US" w:eastAsia="ru-RU"/>
+          <w14:ligatures w14:val="none"/>
+        </w:rPr>
+        <w:t>:</w:t>
+      </w:r>
+    </w:p>
+    <w:p>
+      <w:pPr>
+        <w:shd w:val="clear" w:color="auto" w:fill="121314"/>
+        <w:spacing w:after="0" w:line="285" w:lineRule="atLeast"/>
+        <w:rPr>
+          <w:rFonts w:ascii="Consolas" w:eastAsia="Times New Roman" w:hAnsi="Consolas" w:cs="Times New Roman"/>
+          <w:color w:val="BBBEBF"/>
+          <w:kern w:val="0"/>
+          <w:sz w:val="21"/>
+          <w:szCs w:val="21"/>
+          <w:lang w:val="en-US" w:eastAsia="ru-RU"/>
+          <w14:ligatures w14:val="none"/>
+        </w:rPr>
+      </w:pPr>
+      <w:r>
+        <w:rPr>
+          <w:rFonts w:ascii="Consolas" w:eastAsia="Times New Roman" w:hAnsi="Consolas" w:cs="Times New Roman"/>
+          <w:color w:val="BBBEBF"/>
+          <w:kern w:val="0"/>
+          <w:sz w:val="21"/>
+          <w:szCs w:val="21"/>
+          <w:lang w:val="en-US" w:eastAsia="ru-RU"/>
+          <w14:ligatures w14:val="none"/>
+        </w:rPr>
+        <w:t xml:space="preserve">    </w:t>
+      </w:r>
+      <w:r>
+        <w:rPr>
+          <w:rFonts w:ascii="Consolas" w:eastAsia="Times New Roman" w:hAnsi="Consolas" w:cs="Times New Roman"/>
+          <w:color w:val="7EE787"/>
+          <w:kern w:val="0"/>
+          <w:sz w:val="21"/>
+          <w:szCs w:val="21"/>
+          <w:lang w:val="en-US" w:eastAsia="ru-RU"/>
+          <w14:ligatures w14:val="none"/>
+        </w:rPr>
+        <w:t>build</w:t>
+      </w:r>
+      <w:r>
+        <w:rPr>
+          <w:rFonts w:ascii="Consolas" w:eastAsia="Times New Roman" w:hAnsi="Consolas" w:cs="Times New Roman"/>
+          <w:color w:val="BBBEBF"/>
+          <w:kern w:val="0"/>
+          <w:sz w:val="21"/>
+          <w:szCs w:val="21"/>
+          <w:lang w:val="en-US" w:eastAsia="ru-RU"/>
+          <w14:ligatures w14:val="none"/>
+        </w:rPr>
+        <w:t>:</w:t>
+      </w:r>
+    </w:p>
+    <w:p>
+      <w:pPr>
+        <w:shd w:val="clear" w:color="auto" w:fill="121314"/>
+        <w:spacing w:after="0" w:line="285" w:lineRule="atLeast"/>
+        <w:rPr>
+          <w:rFonts w:ascii="Consolas" w:eastAsia="Times New Roman" w:hAnsi="Consolas" w:cs="Times New Roman"/>
+          <w:color w:val="BBBEBF"/>
+          <w:kern w:val="0"/>
+          <w:sz w:val="21"/>
+          <w:szCs w:val="21"/>
+          <w:lang w:val="en-US" w:eastAsia="ru-RU"/>
+          <w14:ligatures w14:val="none"/>
+        </w:rPr>
+      </w:pPr>
+      <w:r>
+        <w:rPr>
+          <w:rFonts w:ascii="Consolas" w:eastAsia="Times New Roman" w:hAnsi="Consolas" w:cs="Times New Roman"/>
+          <w:color w:val="BBBEBF"/>
+          <w:kern w:val="0"/>
+          <w:sz w:val="21"/>
+          <w:szCs w:val="21"/>
+          <w:lang w:val="en-US" w:eastAsia="ru-RU"/>
+          <w14:ligatures w14:val="none"/>
+        </w:rPr>
+        <w:t xml:space="preserve">      </w:t>
+      </w:r>
+      <w:r>
+        <w:rPr>
+          <w:rFonts w:ascii="Consolas" w:eastAsia="Times New Roman" w:hAnsi="Consolas" w:cs="Times New Roman"/>
+          <w:color w:val="7EE787"/>
+          <w:kern w:val="0"/>
+          <w:sz w:val="21"/>
+          <w:szCs w:val="21"/>
+          <w:lang w:val="en-US" w:eastAsia="ru-RU"/>
+          <w14:ligatures w14:val="none"/>
+        </w:rPr>
+        <w:t>context</w:t>
+      </w:r>
+      <w:proofErr w:type="gramStart"/>
+      <w:r>
+        <w:rPr>
+          <w:rFonts w:ascii="Consolas" w:eastAsia="Times New Roman" w:hAnsi="Consolas" w:cs="Times New Roman"/>
+          <w:color w:val="BBBEBF"/>
+          <w:kern w:val="0"/>
+          <w:sz w:val="21"/>
+          <w:szCs w:val="21"/>
+          <w:lang w:val="en-US" w:eastAsia="ru-RU"/>
+          <w14:ligatures w14:val="none"/>
+        </w:rPr>
+        <w:t xml:space="preserve">: </w:t>
+      </w:r>
+      <w:r>
+        <w:rPr>
+          <w:rFonts w:ascii="Consolas" w:eastAsia="Times New Roman" w:hAnsi="Consolas" w:cs="Times New Roman"/>
+          <w:color w:val="A5D6FF"/>
+          <w:kern w:val="0"/>
+          <w:sz w:val="21"/>
+          <w:szCs w:val="21"/>
+          <w:lang w:val="en-US" w:eastAsia="ru-RU"/>
+          <w14:ligatures w14:val="none"/>
+        </w:rPr>
+        <w:t>.</w:t>
+      </w:r>
+      <w:proofErr w:type="gramEnd"/>
+      <w:r>
+        <w:rPr>
+          <w:rFonts w:ascii="Consolas" w:eastAsia="Times New Roman" w:hAnsi="Consolas" w:cs="Times New Roman"/>
+          <w:color w:val="A5D6FF"/>
+          <w:kern w:val="0"/>
+          <w:sz w:val="21"/>
+          <w:szCs w:val="21"/>
+          <w:lang w:val="en-US" w:eastAsia="ru-RU"/>
+          <w14:ligatures w14:val="none"/>
+        </w:rPr>
+        <w:t>/backend</w:t>
+      </w:r>
+    </w:p>
+    <w:p>
+      <w:pPr>
+        <w:shd w:val="clear" w:color="auto" w:fill="121314"/>
+        <w:spacing w:after="0" w:line="285" w:lineRule="atLeast"/>
+        <w:rPr>
+          <w:rFonts w:ascii="Consolas" w:eastAsia="Times New Roman" w:hAnsi="Consolas" w:cs="Times New Roman"/>
+          <w:color w:val="BBBEBF"/>
+          <w:kern w:val="0"/>
+          <w:sz w:val="21"/>
+          <w:szCs w:val="21"/>
+          <w:lang w:val="en-US" w:eastAsia="ru-RU"/>
+          <w14:ligatures w14:val="none"/>
+        </w:rPr>
+      </w:pPr>
+      <w:r>
+        <w:rPr>
+          <w:rFonts w:ascii="Consolas" w:eastAsia="Times New Roman" w:hAnsi="Consolas" w:cs="Times New Roman"/>
+          <w:color w:val="BBBEBF"/>
+          <w:kern w:val="0"/>
+          <w:sz w:val="21"/>
+          <w:szCs w:val="21"/>
+          <w:lang w:val="en-US" w:eastAsia="ru-RU"/>
+          <w14:ligatures w14:val="none"/>
+        </w:rPr>
+        <w:t xml:space="preserve">    </w:t>
+      </w:r>
+      <w:r>
+        <w:rPr>
+          <w:rFonts w:ascii="Consolas" w:eastAsia="Times New Roman" w:hAnsi="Consolas" w:cs="Times New Roman"/>
+          <w:color w:val="7EE787"/>
+          <w:kern w:val="0"/>
+          <w:sz w:val="21"/>
+          <w:szCs w:val="21"/>
+          <w:lang w:val="en-US" w:eastAsia="ru-RU"/>
+          <w14:ligatures w14:val="none"/>
+        </w:rPr>
+        <w:t>networks</w:t>
+      </w:r>
+      <w:r>
+        <w:rPr>
+          <w:rFonts w:ascii="Consolas" w:eastAsia="Times New Roman" w:hAnsi="Consolas" w:cs="Times New Roman"/>
+          <w:color w:val="BBBEBF"/>
+          <w:kern w:val="0"/>
+          <w:sz w:val="21"/>
+          <w:szCs w:val="21"/>
+          <w:lang w:val="en-US" w:eastAsia="ru-RU"/>
+          <w14:ligatures w14:val="none"/>
+        </w:rPr>
+        <w:t>:</w:t>
+      </w:r>
+    </w:p>
+    <w:p>
+      <w:pPr>
+        <w:shd w:val="clear" w:color="auto" w:fill="121314"/>
+        <w:spacing w:after="0" w:line="285" w:lineRule="atLeast"/>
+        <w:rPr>
+          <w:rFonts w:ascii="Consolas" w:eastAsia="Times New Roman" w:hAnsi="Consolas" w:cs="Times New Roman"/>
+          <w:color w:val="BBBEBF"/>
+          <w:kern w:val="0"/>
+          <w:sz w:val="21"/>
+          <w:szCs w:val="21"/>
+          <w:lang w:val="en-US" w:eastAsia="ru-RU"/>
+          <w14:ligatures w14:val="none"/>
+        </w:rPr>
+      </w:pPr>
+      <w:r>
+        <w:rPr>
+          <w:rFonts w:ascii="Consolas" w:eastAsia="Times New Roman" w:hAnsi="Consolas" w:cs="Times New Roman"/>
+          <w:color w:val="BBBEBF"/>
+          <w:kern w:val="0"/>
+          <w:sz w:val="21"/>
+          <w:szCs w:val="21"/>
+          <w:lang w:val="en-US" w:eastAsia="ru-RU"/>
+          <w14:ligatures w14:val="none"/>
+        </w:rPr>
+        <w:t xml:space="preserve">    </w:t>
+      </w:r>
+      <w:r>
+        <w:rPr>
+          <w:rFonts w:ascii="Consolas" w:eastAsia="Times New Roman" w:hAnsi="Consolas" w:cs="Times New Roman"/>
+          <w:color w:val="C9D1D9"/>
+          <w:kern w:val="0"/>
+          <w:sz w:val="21"/>
+          <w:szCs w:val="21"/>
+          <w:lang w:val="en-US" w:eastAsia="ru-RU"/>
+          <w14:ligatures w14:val="none"/>
+        </w:rPr>
+        <w:t xml:space="preserve">  - </w:t>
+      </w:r>
+      <w:r>
+        <w:rPr>
+          <w:rFonts w:ascii="Consolas" w:eastAsia="Times New Roman" w:hAnsi="Consolas" w:cs="Times New Roman"/>
+          <w:color w:val="A5D6FF"/>
+          <w:kern w:val="0"/>
+          <w:sz w:val="21"/>
+          <w:szCs w:val="21"/>
+          <w:lang w:val="en-US" w:eastAsia="ru-RU"/>
+          <w14:ligatures w14:val="none"/>
+        </w:rPr>
+        <w:t>frontend</w:t>
+      </w:r>
+    </w:p>
+    <w:p>
+      <w:pPr>
+        <w:shd w:val="clear" w:color="auto" w:fill="121314"/>
+        <w:spacing w:after="0" w:line="285" w:lineRule="atLeast"/>
+        <w:rPr>
+          <w:rFonts w:ascii="Consolas" w:eastAsia="Times New Roman" w:hAnsi="Consolas" w:cs="Times New Roman"/>
+          <w:color w:val="BBBEBF"/>
+          <w:kern w:val="0"/>
+          <w:sz w:val="21"/>
+          <w:szCs w:val="21"/>
+          <w:lang w:val="en-US" w:eastAsia="ru-RU"/>
+          <w14:ligatures w14:val="none"/>
+        </w:rPr>
+      </w:pPr>
+      <w:r>
+        <w:rPr>
+          <w:rFonts w:ascii="Consolas" w:eastAsia="Times New Roman" w:hAnsi="Consolas" w:cs="Times New Roman"/>
+          <w:color w:val="BBBEBF"/>
+          <w:kern w:val="0"/>
+          <w:sz w:val="21"/>
+          <w:szCs w:val="21"/>
+          <w:lang w:val="en-US" w:eastAsia="ru-RU"/>
+          <w14:ligatures w14:val="none"/>
+        </w:rPr>
+        <w:t xml:space="preserve">    </w:t>
+      </w:r>
+      <w:r>
+        <w:rPr>
+          <w:rFonts w:ascii="Consolas" w:eastAsia="Times New Roman" w:hAnsi="Consolas" w:cs="Times New Roman"/>
+          <w:color w:val="C9D1D9"/>
+          <w:kern w:val="0"/>
+          <w:sz w:val="21"/>
+          <w:szCs w:val="21"/>
+          <w:lang w:val="en-US" w:eastAsia="ru-RU"/>
+          <w14:ligatures w14:val="none"/>
+        </w:rPr>
+        <w:t xml:space="preserve">  - </w:t>
+      </w:r>
+      <w:r>
+        <w:rPr>
+          <w:rFonts w:ascii="Consolas" w:eastAsia="Times New Roman" w:hAnsi="Consolas" w:cs="Times New Roman"/>
+          <w:color w:val="A5D6FF"/>
+          <w:kern w:val="0"/>
+          <w:sz w:val="21"/>
+          <w:szCs w:val="21"/>
+          <w:lang w:val="en-US" w:eastAsia="ru-RU"/>
+          <w14:ligatures w14:val="none"/>
+        </w:rPr>
+        <w:t>backend</w:t>
+      </w:r>
+    </w:p>
+    <w:p>
+      <w:pPr>
+        <w:shd w:val="clear" w:color="auto" w:fill="121314"/>
+        <w:spacing w:after="0" w:line="285" w:lineRule="atLeast"/>
+        <w:rPr>
+          <w:rFonts w:ascii="Consolas" w:eastAsia="Times New Roman" w:hAnsi="Consolas" w:cs="Times New Roman"/>
+          <w:color w:val="BBBEBF"/>
+          <w:kern w:val="0"/>
+          <w:sz w:val="21"/>
+          <w:szCs w:val="21"/>
+          <w:lang w:val="en-US" w:eastAsia="ru-RU"/>
+          <w14:ligatures w14:val="none"/>
+        </w:rPr>
+      </w:pPr>
+      <w:r>
+        <w:rPr>
+          <w:rFonts w:ascii="Consolas" w:eastAsia="Times New Roman" w:hAnsi="Consolas" w:cs="Times New Roman"/>
+          <w:color w:val="BBBEBF"/>
+          <w:kern w:val="0"/>
+          <w:sz w:val="21"/>
+          <w:szCs w:val="21"/>
+          <w:lang w:val="en-US" w:eastAsia="ru-RU"/>
+          <w14:ligatures w14:val="none"/>
+        </w:rPr>
+        <w:t xml:space="preserve">    </w:t>
+      </w:r>
+      <w:r>
+        <w:rPr>
+          <w:rFonts w:ascii="Consolas" w:eastAsia="Times New Roman" w:hAnsi="Consolas" w:cs="Times New Roman"/>
+          <w:color w:val="7EE787"/>
+          <w:kern w:val="0"/>
+          <w:sz w:val="21"/>
+          <w:szCs w:val="21"/>
+          <w:lang w:val="en-US" w:eastAsia="ru-RU"/>
+          <w14:ligatures w14:val="none"/>
+        </w:rPr>
+        <w:t>ports</w:t>
+      </w:r>
+      <w:r>
+        <w:rPr>
+          <w:rFonts w:ascii="Consolas" w:eastAsia="Times New Roman" w:hAnsi="Consolas" w:cs="Times New Roman"/>
+          <w:color w:val="BBBEBF"/>
+          <w:kern w:val="0"/>
+          <w:sz w:val="21"/>
+          <w:szCs w:val="21"/>
+          <w:lang w:val="en-US" w:eastAsia="ru-RU"/>
+          <w14:ligatures w14:val="none"/>
+        </w:rPr>
+        <w:t>:</w:t>
+      </w:r>
+    </w:p>
+    <w:p>
+      <w:pPr>
+        <w:shd w:val="clear" w:color="auto" w:fill="121314"/>
+        <w:spacing w:after="0" w:line="285" w:lineRule="atLeast"/>
+        <w:rPr>
+          <w:rFonts w:ascii="Consolas" w:eastAsia="Times New Roman" w:hAnsi="Consolas" w:cs="Times New Roman"/>
+          <w:color w:val="BBBEBF"/>
+          <w:kern w:val="0"/>
+          <w:sz w:val="21"/>
+          <w:szCs w:val="21"/>
+          <w:lang w:val="en-US" w:eastAsia="ru-RU"/>
+          <w14:ligatures w14:val="none"/>
+        </w:rPr>
+      </w:pPr>
+      <w:r>
+        <w:rPr>
+          <w:rFonts w:ascii="Consolas" w:eastAsia="Times New Roman" w:hAnsi="Consolas" w:cs="Times New Roman"/>
+          <w:color w:val="BBBEBF"/>
+          <w:kern w:val="0"/>
+          <w:sz w:val="21"/>
+          <w:szCs w:val="21"/>
+          <w:lang w:val="en-US" w:eastAsia="ru-RU"/>
+          <w14:ligatures w14:val="none"/>
+        </w:rPr>
+        <w:t xml:space="preserve">    </w:t>
+      </w:r>
+      <w:r>
+        <w:rPr>
+          <w:rFonts w:ascii="Consolas" w:eastAsia="Times New Roman" w:hAnsi="Consolas" w:cs="Times New Roman"/>
+          <w:color w:val="C9D1D9"/>
+          <w:kern w:val="0"/>
+          <w:sz w:val="21"/>
+          <w:szCs w:val="21"/>
+          <w:lang w:val="en-US" w:eastAsia="ru-RU"/>
+          <w14:ligatures w14:val="none"/>
+        </w:rPr>
+        <w:t xml:space="preserve">  - </w:t>
+      </w:r>
+      <w:r>
+        <w:rPr>
+          <w:rFonts w:ascii="Consolas" w:eastAsia="Times New Roman" w:hAnsi="Consolas" w:cs="Times New Roman"/>
+          <w:color w:val="A5D6FF"/>
+          <w:kern w:val="0"/>
+          <w:sz w:val="21"/>
+          <w:szCs w:val="21"/>
+          <w:lang w:val="en-US" w:eastAsia="ru-RU"/>
+          <w14:ligatures w14:val="none"/>
+        </w:rPr>
+        <w:t>"8080:8080"</w:t>
+      </w:r>
+    </w:p>
+    <w:p>
+      <w:pPr>
+        <w:shd w:val="clear" w:color="auto" w:fill="121314"/>
+        <w:spacing w:after="0" w:line="285" w:lineRule="atLeast"/>
+        <w:rPr>
+          <w:rFonts w:ascii="Consolas" w:eastAsia="Times New Roman" w:hAnsi="Consolas" w:cs="Times New Roman"/>
+          <w:color w:val="BBBEBF"/>
+          <w:kern w:val="0"/>
+          <w:sz w:val="21"/>
+          <w:szCs w:val="21"/>
+          <w:lang w:val="en-US" w:eastAsia="ru-RU"/>
+          <w14:ligatures w14:val="none"/>
+        </w:rPr>
+      </w:pPr>
+      <w:r>
+        <w:rPr>
+          <w:rFonts w:ascii="Consolas" w:eastAsia="Times New Roman" w:hAnsi="Consolas" w:cs="Times New Roman"/>
+          <w:color w:val="BBBEBF"/>
+          <w:kern w:val="0"/>
+          <w:sz w:val="21"/>
+          <w:szCs w:val="21"/>
+          <w:lang w:val="en-US" w:eastAsia="ru-RU"/>
+          <w14:ligatures w14:val="none"/>
+        </w:rPr>
+        <w:t xml:space="preserve">    </w:t>
+      </w:r>
+      <w:proofErr w:type="spellStart"/>
+      <w:r>
+        <w:rPr>
+          <w:rFonts w:ascii="Consolas" w:eastAsia="Times New Roman" w:hAnsi="Consolas" w:cs="Times New Roman"/>
+          <w:color w:val="7EE787"/>
+          <w:kern w:val="0"/>
+          <w:sz w:val="21"/>
+          <w:szCs w:val="21"/>
+          <w:lang w:val="en-US" w:eastAsia="ru-RU"/>
+          <w14:ligatures w14:val="none"/>
+        </w:rPr>
+        <w:t>env_file</w:t>
+      </w:r>
+      <w:proofErr w:type="spellEnd"/>
+      <w:r>
+        <w:rPr>
+          <w:rFonts w:ascii="Consolas" w:eastAsia="Times New Roman" w:hAnsi="Consolas" w:cs="Times New Roman"/>
+          <w:color w:val="BBBEBF"/>
+          <w:kern w:val="0"/>
+          <w:sz w:val="21"/>
+          <w:szCs w:val="21"/>
+          <w:lang w:val="en-US" w:eastAsia="ru-RU"/>
+          <w14:ligatures w14:val="none"/>
+        </w:rPr>
+        <w:t>:</w:t>
+      </w:r>
+    </w:p>
+    <w:p>
+      <w:pPr>
+        <w:shd w:val="clear" w:color="auto" w:fill="121314"/>
+        <w:spacing w:after="0" w:line="285" w:lineRule="atLeast"/>
+        <w:rPr>
+          <w:rFonts w:ascii="Consolas" w:eastAsia="Times New Roman" w:hAnsi="Consolas" w:cs="Times New Roman"/>
+          <w:color w:val="BBBEBF"/>
+          <w:kern w:val="0"/>
+          <w:sz w:val="21"/>
+          <w:szCs w:val="21"/>
+          <w:lang w:val="en-US" w:eastAsia="ru-RU"/>
+          <w14:ligatures w14:val="none"/>
+        </w:rPr>
+      </w:pPr>
+      <w:r>
+        <w:rPr>
+          <w:rFonts w:ascii="Consolas" w:eastAsia="Times New Roman" w:hAnsi="Consolas" w:cs="Times New Roman"/>
+          <w:color w:val="BBBEBF"/>
+          <w:kern w:val="0"/>
+          <w:sz w:val="21"/>
+          <w:szCs w:val="21"/>
+          <w:lang w:val="en-US" w:eastAsia="ru-RU"/>
+          <w14:ligatures w14:val="none"/>
+        </w:rPr>
+        <w:t xml:space="preserve">    </w:t>
+      </w:r>
+      <w:r>
+        <w:rPr>
+          <w:rFonts w:ascii="Consolas" w:eastAsia="Times New Roman" w:hAnsi="Consolas" w:cs="Times New Roman"/>
+          <w:color w:val="C9D1D9"/>
+          <w:kern w:val="0"/>
+          <w:sz w:val="21"/>
+          <w:szCs w:val="21"/>
+          <w:lang w:val="en-US" w:eastAsia="ru-RU"/>
+          <w14:ligatures w14:val="none"/>
+        </w:rPr>
+        <w:t xml:space="preserve">  </w:t>
+      </w:r>
+      <w:proofErr w:type="gramStart"/>
+      <w:r>
+        <w:rPr>
+          <w:rFonts w:ascii="Consolas" w:eastAsia="Times New Roman" w:hAnsi="Consolas" w:cs="Times New Roman"/>
+          <w:color w:val="C9D1D9"/>
+          <w:kern w:val="0"/>
+          <w:sz w:val="21"/>
+          <w:szCs w:val="21"/>
+          <w:lang w:val="en-US" w:eastAsia="ru-RU"/>
+          <w14:ligatures w14:val="none"/>
+        </w:rPr>
+        <w:t xml:space="preserve">- </w:t>
+      </w:r>
+      <w:r>
+        <w:rPr>
+          <w:rFonts w:ascii="Consolas" w:eastAsia="Times New Roman" w:hAnsi="Consolas" w:cs="Times New Roman"/>
+          <w:color w:val="A5D6FF"/>
+          <w:kern w:val="0"/>
+          <w:sz w:val="21"/>
+          <w:szCs w:val="21"/>
+          <w:lang w:val="en-US" w:eastAsia="ru-RU"/>
+          <w14:ligatures w14:val="none"/>
+        </w:rPr>
+        <w:t>.</w:t>
+      </w:r>
+      <w:proofErr w:type="gramEnd"/>
+      <w:r>
+        <w:rPr>
+          <w:rFonts w:ascii="Consolas" w:eastAsia="Times New Roman" w:hAnsi="Consolas" w:cs="Times New Roman"/>
+          <w:color w:val="A5D6FF"/>
+          <w:kern w:val="0"/>
+          <w:sz w:val="21"/>
+          <w:szCs w:val="21"/>
+          <w:lang w:val="en-US" w:eastAsia="ru-RU"/>
+          <w14:ligatures w14:val="none"/>
+        </w:rPr>
+        <w:t>/backend</w:t>
+      </w:r>
+      <w:proofErr w:type="gramStart"/>
+      <w:r>
+        <w:rPr>
+          <w:rFonts w:ascii="Consolas" w:eastAsia="Times New Roman" w:hAnsi="Consolas" w:cs="Times New Roman"/>
+          <w:color w:val="A5D6FF"/>
+          <w:kern w:val="0"/>
+          <w:sz w:val="21"/>
+          <w:szCs w:val="21"/>
+          <w:lang w:val="en-US" w:eastAsia="ru-RU"/>
+          <w14:ligatures w14:val="none"/>
+        </w:rPr>
+        <w:t>/.env</w:t>
+      </w:r>
+      <w:proofErr w:type="gramEnd"/>
+    </w:p>
+    <w:p>
+      <w:pPr>
+        <w:shd w:val="clear" w:color="auto" w:fill="121314"/>
+        <w:spacing w:after="0" w:line="285" w:lineRule="atLeast"/>
+        <w:rPr>
+          <w:rFonts w:ascii="Consolas" w:eastAsia="Times New Roman" w:hAnsi="Consolas" w:cs="Times New Roman"/>
+          <w:color w:val="BBBEBF"/>
+          <w:kern w:val="0"/>
+          <w:sz w:val="21"/>
+          <w:szCs w:val="21"/>
+          <w:lang w:val="en-US" w:eastAsia="ru-RU"/>
+          <w14:ligatures w14:val="none"/>
+        </w:rPr>
+      </w:pPr>
+      <w:r>
+        <w:rPr>
+          <w:rFonts w:ascii="Consolas" w:eastAsia="Times New Roman" w:hAnsi="Consolas" w:cs="Times New Roman"/>
+          <w:color w:val="BBBEBF"/>
+          <w:kern w:val="0"/>
+          <w:sz w:val="21"/>
+          <w:szCs w:val="21"/>
+          <w:lang w:val="en-US" w:eastAsia="ru-RU"/>
+          <w14:ligatures w14:val="none"/>
+        </w:rPr>
+        <w:t xml:space="preserve">    </w:t>
+      </w:r>
+      <w:proofErr w:type="spellStart"/>
+      <w:r>
+        <w:rPr>
+          <w:rFonts w:ascii="Consolas" w:eastAsia="Times New Roman" w:hAnsi="Consolas" w:cs="Times New Roman"/>
+          <w:color w:val="7EE787"/>
+          <w:kern w:val="0"/>
+          <w:sz w:val="21"/>
+          <w:szCs w:val="21"/>
+          <w:lang w:val="en-US" w:eastAsia="ru-RU"/>
+          <w14:ligatures w14:val="none"/>
+        </w:rPr>
+        <w:t>depends_on</w:t>
+      </w:r>
+      <w:proofErr w:type="spellEnd"/>
+      <w:r>
+        <w:rPr>
+          <w:rFonts w:ascii="Consolas" w:eastAsia="Times New Roman" w:hAnsi="Consolas" w:cs="Times New Roman"/>
+          <w:color w:val="BBBEBF"/>
+          <w:kern w:val="0"/>
+          <w:sz w:val="21"/>
+          <w:szCs w:val="21"/>
+          <w:lang w:val="en-US" w:eastAsia="ru-RU"/>
+          <w14:ligatures w14:val="none"/>
+        </w:rPr>
+        <w:t>:</w:t>
+      </w:r>
+    </w:p>
+    <w:p>
+      <w:pPr>
+        <w:shd w:val="clear" w:color="auto" w:fill="121314"/>
+        <w:spacing w:after="0" w:line="285" w:lineRule="atLeast"/>
+        <w:rPr>
+          <w:rFonts w:ascii="Consolas" w:eastAsia="Times New Roman" w:hAnsi="Consolas" w:cs="Times New Roman"/>
+          <w:color w:val="BBBEBF"/>
+          <w:kern w:val="0"/>
+          <w:sz w:val="21"/>
+          <w:szCs w:val="21"/>
+          <w:lang w:val="en-US" w:eastAsia="ru-RU"/>
+          <w14:ligatures w14:val="none"/>
+        </w:rPr>
+      </w:pPr>
+      <w:r>
+        <w:rPr>
+          <w:rFonts w:ascii="Consolas" w:eastAsia="Times New Roman" w:hAnsi="Consolas" w:cs="Times New Roman"/>
+          <w:color w:val="BBBEBF"/>
+          <w:kern w:val="0"/>
+          <w:sz w:val="21"/>
+          <w:szCs w:val="21"/>
+          <w:lang w:val="en-US" w:eastAsia="ru-RU"/>
+          <w14:ligatures w14:val="none"/>
+        </w:rPr>
+        <w:t xml:space="preserve">    </w:t>
+      </w:r>
+      <w:r>
+        <w:rPr>
+          <w:rFonts w:ascii="Consolas" w:eastAsia="Times New Roman" w:hAnsi="Consolas" w:cs="Times New Roman"/>
+          <w:color w:val="C9D1D9"/>
+          <w:kern w:val="0"/>
+          <w:sz w:val="21"/>
+          <w:szCs w:val="21"/>
+          <w:lang w:val="en-US" w:eastAsia="ru-RU"/>
+          <w14:ligatures w14:val="none"/>
+        </w:rPr>
+        <w:t xml:space="preserve">  - </w:t>
+      </w:r>
+      <w:proofErr w:type="spellStart"/>
+      <w:r>
+        <w:rPr>
+          <w:rFonts w:ascii="Consolas" w:eastAsia="Times New Roman" w:hAnsi="Consolas" w:cs="Times New Roman"/>
+          <w:color w:val="A5D6FF"/>
+          <w:kern w:val="0"/>
+          <w:sz w:val="21"/>
+          <w:szCs w:val="21"/>
+          <w:lang w:val="en-US" w:eastAsia="ru-RU"/>
+          <w14:ligatures w14:val="none"/>
+        </w:rPr>
+        <w:t>db</w:t>
+      </w:r>
+      <w:proofErr w:type="spellEnd"/>
+    </w:p>
+    <w:p>
+      <w:pPr>
+        <w:shd w:val="clear" w:color="auto" w:fill="121314"/>
+        <w:spacing w:after="0" w:line="285" w:lineRule="atLeast"/>
+        <w:rPr>
+          <w:rFonts w:ascii="Consolas" w:eastAsia="Times New Roman" w:hAnsi="Consolas" w:cs="Times New Roman"/>
+          <w:color w:val="BBBEBF"/>
+          <w:kern w:val="0"/>
+          <w:sz w:val="21"/>
+          <w:szCs w:val="21"/>
+          <w:lang w:val="en-US" w:eastAsia="ru-RU"/>
+          <w14:ligatures w14:val="none"/>
+        </w:rPr>
+      </w:pPr>
+    </w:p>
+    <w:p>
+      <w:pPr>
+        <w:shd w:val="clear" w:color="auto" w:fill="121314"/>
+        <w:spacing w:after="0" w:line="285" w:lineRule="atLeast"/>
+        <w:rPr>
+          <w:rFonts w:ascii="Consolas" w:eastAsia="Times New Roman" w:hAnsi="Consolas" w:cs="Times New Roman"/>
+          <w:color w:val="BBBEBF"/>
+          <w:kern w:val="0"/>
+          <w:sz w:val="21"/>
+          <w:szCs w:val="21"/>
+          <w:lang w:val="en-US" w:eastAsia="ru-RU"/>
+          <w14:ligatures w14:val="none"/>
+        </w:rPr>
+      </w:pPr>
+      <w:r>
+        <w:rPr>
+          <w:rFonts w:ascii="Consolas" w:eastAsia="Times New Roman" w:hAnsi="Consolas" w:cs="Times New Roman"/>
+          <w:color w:val="BBBEBF"/>
+          <w:kern w:val="0"/>
+          <w:sz w:val="21"/>
+          <w:szCs w:val="21"/>
+          <w:lang w:val="en-US" w:eastAsia="ru-RU"/>
+          <w14:ligatures w14:val="none"/>
+        </w:rPr>
+        <w:t xml:space="preserve">  </w:t>
+      </w:r>
+      <w:proofErr w:type="spellStart"/>
+      <w:r>
+        <w:rPr>
+          <w:rFonts w:ascii="Consolas" w:eastAsia="Times New Roman" w:hAnsi="Consolas" w:cs="Times New Roman"/>
+          <w:color w:val="7EE787"/>
+          <w:kern w:val="0"/>
+          <w:sz w:val="21"/>
+          <w:szCs w:val="21"/>
+          <w:lang w:val="en-US" w:eastAsia="ru-RU"/>
+          <w14:ligatures w14:val="none"/>
+        </w:rPr>
+        <w:t>db</w:t>
+      </w:r>
+      <w:proofErr w:type="spellEnd"/>
+      <w:r>
+        <w:rPr>
+          <w:rFonts w:ascii="Consolas" w:eastAsia="Times New Roman" w:hAnsi="Consolas" w:cs="Times New Roman"/>
+          <w:color w:val="BBBEBF"/>
+          <w:kern w:val="0"/>
+          <w:sz w:val="21"/>
+          <w:szCs w:val="21"/>
+          <w:lang w:val="en-US" w:eastAsia="ru-RU"/>
+          <w14:ligatures w14:val="none"/>
+        </w:rPr>
+        <w:t>:</w:t>
+      </w:r>
+    </w:p>
+    <w:p>
+      <w:pPr>
+        <w:shd w:val="clear" w:color="auto" w:fill="121314"/>
+        <w:spacing w:after="0" w:line="285" w:lineRule="atLeast"/>
+        <w:rPr>
+          <w:rFonts w:ascii="Consolas" w:eastAsia="Times New Roman" w:hAnsi="Consolas" w:cs="Times New Roman"/>
+          <w:color w:val="BBBEBF"/>
+          <w:kern w:val="0"/>
+          <w:sz w:val="21"/>
+          <w:szCs w:val="21"/>
+          <w:lang w:val="en-US" w:eastAsia="ru-RU"/>
+          <w14:ligatures w14:val="none"/>
+        </w:rPr>
+      </w:pPr>
+      <w:r>
+        <w:rPr>
+          <w:rFonts w:ascii="Consolas" w:eastAsia="Times New Roman" w:hAnsi="Consolas" w:cs="Times New Roman"/>
+          <w:color w:val="BBBEBF"/>
+          <w:kern w:val="0"/>
+          <w:sz w:val="21"/>
+          <w:szCs w:val="21"/>
+          <w:lang w:val="en-US" w:eastAsia="ru-RU"/>
+          <w14:ligatures w14:val="none"/>
+        </w:rPr>
+        <w:t xml:space="preserve">    </w:t>
+      </w:r>
+      <w:r>
+        <w:rPr>
+          <w:rFonts w:ascii="Consolas" w:eastAsia="Times New Roman" w:hAnsi="Consolas" w:cs="Times New Roman"/>
+          <w:color w:val="7EE787"/>
+          <w:kern w:val="0"/>
+          <w:sz w:val="21"/>
+          <w:szCs w:val="21"/>
+          <w:lang w:val="en-US" w:eastAsia="ru-RU"/>
+          <w14:ligatures w14:val="none"/>
+        </w:rPr>
+        <w:t>image</w:t>
+      </w:r>
+      <w:r>
+        <w:rPr>
+          <w:rFonts w:ascii="Consolas" w:eastAsia="Times New Roman" w:hAnsi="Consolas" w:cs="Times New Roman"/>
+          <w:color w:val="BBBEBF"/>
+          <w:kern w:val="0"/>
+          <w:sz w:val="21"/>
+          <w:szCs w:val="21"/>
+          <w:lang w:val="en-US" w:eastAsia="ru-RU"/>
+          <w14:ligatures w14:val="none"/>
+        </w:rPr>
+        <w:t xml:space="preserve">: </w:t>
+      </w:r>
+      <w:proofErr w:type="spellStart"/>
+      <w:r>
+        <w:rPr>
+          <w:rFonts w:ascii="Consolas" w:eastAsia="Times New Roman" w:hAnsi="Consolas" w:cs="Times New Roman"/>
+          <w:color w:val="A5D6FF"/>
+          <w:kern w:val="0"/>
+          <w:sz w:val="21"/>
+          <w:szCs w:val="21"/>
+          <w:lang w:val="en-US" w:eastAsia="ru-RU"/>
+          <w14:ligatures w14:val="none"/>
+        </w:rPr>
+        <w:t>postgres</w:t>
+      </w:r>
+      <w:proofErr w:type="spellEnd"/>
+    </w:p>
+    <w:p>
+      <w:pPr>
+        <w:shd w:val="clear" w:color="auto" w:fill="121314"/>
+        <w:spacing w:after="0" w:line="285" w:lineRule="atLeast"/>
+        <w:rPr>
+          <w:rFonts w:ascii="Consolas" w:eastAsia="Times New Roman" w:hAnsi="Consolas" w:cs="Times New Roman"/>
+          <w:color w:val="BBBEBF"/>
+          <w:kern w:val="0"/>
+          <w:sz w:val="21"/>
+          <w:szCs w:val="21"/>
+          <w:lang w:val="en-US" w:eastAsia="ru-RU"/>
+          <w14:ligatures w14:val="none"/>
+        </w:rPr>
+      </w:pPr>
+      <w:r>
+        <w:rPr>
+          <w:rFonts w:ascii="Consolas" w:eastAsia="Times New Roman" w:hAnsi="Consolas" w:cs="Times New Roman"/>
+          <w:color w:val="BBBEBF"/>
+          <w:kern w:val="0"/>
+          <w:sz w:val="21"/>
+          <w:szCs w:val="21"/>
+          <w:lang w:val="en-US" w:eastAsia="ru-RU"/>
+          <w14:ligatures w14:val="none"/>
+        </w:rPr>
+        <w:t xml:space="preserve">    </w:t>
+      </w:r>
+      <w:r>
+        <w:rPr>
+          <w:rFonts w:ascii="Consolas" w:eastAsia="Times New Roman" w:hAnsi="Consolas" w:cs="Times New Roman"/>
+          <w:color w:val="7EE787"/>
+          <w:kern w:val="0"/>
+          <w:sz w:val="21"/>
+          <w:szCs w:val="21"/>
+          <w:lang w:val="en-US" w:eastAsia="ru-RU"/>
+          <w14:ligatures w14:val="none"/>
+        </w:rPr>
+        <w:t>networks</w:t>
+      </w:r>
+      <w:r>
+        <w:rPr>
+          <w:rFonts w:ascii="Consolas" w:eastAsia="Times New Roman" w:hAnsi="Consolas" w:cs="Times New Roman"/>
+          <w:color w:val="BBBEBF"/>
+          <w:kern w:val="0"/>
+          <w:sz w:val="21"/>
+          <w:szCs w:val="21"/>
+          <w:lang w:val="en-US" w:eastAsia="ru-RU"/>
+          <w14:ligatures w14:val="none"/>
+        </w:rPr>
+        <w:t>:</w:t>
+      </w:r>
+    </w:p>
+    <w:p>
+      <w:pPr>
+        <w:shd w:val="clear" w:color="auto" w:fill="121314"/>
+        <w:spacing w:after="0" w:line="285" w:lineRule="atLeast"/>
+        <w:rPr>
+          <w:rFonts w:ascii="Consolas" w:eastAsia="Times New Roman" w:hAnsi="Consolas" w:cs="Times New Roman"/>
+          <w:color w:val="BBBEBF"/>
+          <w:kern w:val="0"/>
+          <w:sz w:val="21"/>
+          <w:szCs w:val="21"/>
+          <w:lang w:val="en-US" w:eastAsia="ru-RU"/>
+          <w14:ligatures w14:val="none"/>
+        </w:rPr>
+      </w:pPr>
+      <w:r>
+        <w:rPr>
+          <w:rFonts w:ascii="Consolas" w:eastAsia="Times New Roman" w:hAnsi="Consolas" w:cs="Times New Roman"/>
+          <w:color w:val="BBBEBF"/>
+          <w:kern w:val="0"/>
+          <w:sz w:val="21"/>
+          <w:szCs w:val="21"/>
+          <w:lang w:val="en-US" w:eastAsia="ru-RU"/>
+          <w14:ligatures w14:val="none"/>
+        </w:rPr>
+        <w:t xml:space="preserve">    </w:t>
+      </w:r>
+      <w:r>
+        <w:rPr>
+          <w:rFonts w:ascii="Consolas" w:eastAsia="Times New Roman" w:hAnsi="Consolas" w:cs="Times New Roman"/>
+          <w:color w:val="C9D1D9"/>
+          <w:kern w:val="0"/>
+          <w:sz w:val="21"/>
+          <w:szCs w:val="21"/>
+          <w:lang w:val="en-US" w:eastAsia="ru-RU"/>
+          <w14:ligatures w14:val="none"/>
+        </w:rPr>
+        <w:t xml:space="preserve">  - </w:t>
+      </w:r>
+      <w:r>
+        <w:rPr>
+          <w:rFonts w:ascii="Consolas" w:eastAsia="Times New Roman" w:hAnsi="Consolas" w:cs="Times New Roman"/>
+          <w:color w:val="A5D6FF"/>
+          <w:kern w:val="0"/>
+          <w:sz w:val="21"/>
+          <w:szCs w:val="21"/>
+          <w:lang w:val="en-US" w:eastAsia="ru-RU"/>
+          <w14:ligatures w14:val="none"/>
+        </w:rPr>
+        <w:t>backend</w:t>
+      </w:r>
+    </w:p>
+    <w:p>
+      <w:pPr>
+        <w:shd w:val="clear" w:color="auto" w:fill="121314"/>
+        <w:spacing w:after="0" w:line="285" w:lineRule="atLeast"/>
+        <w:rPr>
+          <w:rFonts w:ascii="Consolas" w:eastAsia="Times New Roman" w:hAnsi="Consolas" w:cs="Times New Roman"/>
+          <w:color w:val="BBBEBF"/>
+          <w:kern w:val="0"/>
+          <w:sz w:val="21"/>
+          <w:szCs w:val="21"/>
+          <w:lang w:val="en-US" w:eastAsia="ru-RU"/>
+          <w14:ligatures w14:val="none"/>
+        </w:rPr>
+      </w:pPr>
+      <w:r>
+        <w:rPr>
+          <w:rFonts w:ascii="Consolas" w:eastAsia="Times New Roman" w:hAnsi="Consolas" w:cs="Times New Roman"/>
+          <w:color w:val="BBBEBF"/>
+          <w:kern w:val="0"/>
+          <w:sz w:val="21"/>
+          <w:szCs w:val="21"/>
+          <w:lang w:val="en-US" w:eastAsia="ru-RU"/>
+          <w14:ligatures w14:val="none"/>
+        </w:rPr>
+        <w:t xml:space="preserve">    </w:t>
+      </w:r>
+      <w:r>
+        <w:rPr>
+          <w:rFonts w:ascii="Consolas" w:eastAsia="Times New Roman" w:hAnsi="Consolas" w:cs="Times New Roman"/>
+          <w:color w:val="7EE787"/>
+          <w:kern w:val="0"/>
+          <w:sz w:val="21"/>
+          <w:szCs w:val="21"/>
+          <w:lang w:val="en-US" w:eastAsia="ru-RU"/>
+          <w14:ligatures w14:val="none"/>
+        </w:rPr>
+        <w:t>volumes</w:t>
+      </w:r>
+      <w:r>
+        <w:rPr>
+          <w:rFonts w:ascii="Consolas" w:eastAsia="Times New Roman" w:hAnsi="Consolas" w:cs="Times New Roman"/>
+          <w:color w:val="BBBEBF"/>
+          <w:kern w:val="0"/>
+          <w:sz w:val="21"/>
+          <w:szCs w:val="21"/>
+          <w:lang w:val="en-US" w:eastAsia="ru-RU"/>
+          <w14:ligatures w14:val="none"/>
+        </w:rPr>
+        <w:t>:</w:t>
+      </w:r>
+    </w:p>
+    <w:p>
+      <w:pPr>
+        <w:shd w:val="clear" w:color="auto" w:fill="121314"/>
+        <w:spacing w:after="0" w:line="285" w:lineRule="atLeast"/>
+        <w:rPr>
+          <w:rFonts w:ascii="Consolas" w:eastAsia="Times New Roman" w:hAnsi="Consolas" w:cs="Times New Roman"/>
+          <w:color w:val="BBBEBF"/>
+          <w:kern w:val="0"/>
+          <w:sz w:val="21"/>
+          <w:szCs w:val="21"/>
+          <w:lang w:val="en-US" w:eastAsia="ru-RU"/>
+          <w14:ligatures w14:val="none"/>
+        </w:rPr>
+      </w:pPr>
+      <w:r>
+        <w:rPr>
+          <w:rFonts w:ascii="Consolas" w:eastAsia="Times New Roman" w:hAnsi="Consolas" w:cs="Times New Roman"/>
+          <w:color w:val="BBBEBF"/>
+          <w:kern w:val="0"/>
+          <w:sz w:val="21"/>
+          <w:szCs w:val="21"/>
+          <w:lang w:val="en-US" w:eastAsia="ru-RU"/>
+          <w14:ligatures w14:val="none"/>
+        </w:rPr>
+        <w:t xml:space="preserve">    </w:t>
+      </w:r>
+      <w:r>
+        <w:rPr>
+          <w:rFonts w:ascii="Consolas" w:eastAsia="Times New Roman" w:hAnsi="Consolas" w:cs="Times New Roman"/>
+          <w:color w:val="C9D1D9"/>
+          <w:kern w:val="0"/>
+          <w:sz w:val="21"/>
+          <w:szCs w:val="21"/>
+          <w:lang w:val="en-US" w:eastAsia="ru-RU"/>
+          <w14:ligatures w14:val="none"/>
+        </w:rPr>
+        <w:t xml:space="preserve">  - </w:t>
+      </w:r>
+      <w:proofErr w:type="spellStart"/>
+      <w:r>
+        <w:rPr>
+          <w:rFonts w:ascii="Consolas" w:eastAsia="Times New Roman" w:hAnsi="Consolas" w:cs="Times New Roman"/>
+          <w:color w:val="A5D6FF"/>
+          <w:kern w:val="0"/>
+          <w:sz w:val="21"/>
+          <w:szCs w:val="21"/>
+          <w:lang w:val="en-US" w:eastAsia="ru-RU"/>
+          <w14:ligatures w14:val="none"/>
+        </w:rPr>
+        <w:t>postgres_data</w:t>
+      </w:r>
+      <w:proofErr w:type="spellEnd"/>
+      <w:r>
+        <w:rPr>
+          <w:rFonts w:ascii="Consolas" w:eastAsia="Times New Roman" w:hAnsi="Consolas" w:cs="Times New Roman"/>
+          <w:color w:val="A5D6FF"/>
+          <w:kern w:val="0"/>
+          <w:sz w:val="21"/>
+          <w:szCs w:val="21"/>
+          <w:lang w:val="en-US" w:eastAsia="ru-RU"/>
+          <w14:ligatures w14:val="none"/>
+        </w:rPr>
+        <w:t>:/var/lib/</w:t>
+      </w:r>
+      <w:proofErr w:type="spellStart"/>
+      <w:r>
+        <w:rPr>
+          <w:rFonts w:ascii="Consolas" w:eastAsia="Times New Roman" w:hAnsi="Consolas" w:cs="Times New Roman"/>
+          <w:color w:val="A5D6FF"/>
+          <w:kern w:val="0"/>
+          <w:sz w:val="21"/>
+          <w:szCs w:val="21"/>
+          <w:lang w:val="en-US" w:eastAsia="ru-RU"/>
+          <w14:ligatures w14:val="none"/>
+        </w:rPr>
+        <w:t>postgresql</w:t>
+      </w:r>
+      <w:proofErr w:type="spellEnd"/>
+    </w:p>
+    <w:p>
+      <w:pPr>
+        <w:shd w:val="clear" w:color="auto" w:fill="121314"/>
+        <w:spacing w:after="0" w:line="285" w:lineRule="atLeast"/>
+        <w:rPr>
+          <w:rFonts w:ascii="Consolas" w:eastAsia="Times New Roman" w:hAnsi="Consolas" w:cs="Times New Roman"/>
+          <w:color w:val="BBBEBF"/>
+          <w:kern w:val="0"/>
+          <w:sz w:val="21"/>
+          <w:szCs w:val="21"/>
+          <w:lang w:val="en-US" w:eastAsia="ru-RU"/>
+          <w14:ligatures w14:val="none"/>
+        </w:rPr>
+      </w:pPr>
+      <w:r>
+        <w:rPr>
+          <w:rFonts w:ascii="Consolas" w:eastAsia="Times New Roman" w:hAnsi="Consolas" w:cs="Times New Roman"/>
+          <w:color w:val="BBBEBF"/>
+          <w:kern w:val="0"/>
+          <w:sz w:val="21"/>
+          <w:szCs w:val="21"/>
+          <w:lang w:val="en-US" w:eastAsia="ru-RU"/>
+          <w14:ligatures w14:val="none"/>
+        </w:rPr>
+        <w:t xml:space="preserve">    </w:t>
+      </w:r>
+      <w:r>
+        <w:rPr>
+          <w:rFonts w:ascii="Consolas" w:eastAsia="Times New Roman" w:hAnsi="Consolas" w:cs="Times New Roman"/>
+          <w:color w:val="7EE787"/>
+          <w:kern w:val="0"/>
+          <w:sz w:val="21"/>
+          <w:szCs w:val="21"/>
+          <w:lang w:val="en-US" w:eastAsia="ru-RU"/>
+          <w14:ligatures w14:val="none"/>
+        </w:rPr>
+        <w:t>environment</w:t>
+      </w:r>
+      <w:r>
+        <w:rPr>
+          <w:rFonts w:ascii="Consolas" w:eastAsia="Times New Roman" w:hAnsi="Consolas" w:cs="Times New Roman"/>
+          <w:color w:val="BBBEBF"/>
+          <w:kern w:val="0"/>
+          <w:sz w:val="21"/>
+          <w:szCs w:val="21"/>
+          <w:lang w:val="en-US" w:eastAsia="ru-RU"/>
+          <w14:ligatures w14:val="none"/>
+        </w:rPr>
+        <w:t>:</w:t>
+      </w:r>
+    </w:p>
+    <w:p>
+      <w:pPr>
+        <w:shd w:val="clear" w:color="auto" w:fill="121314"/>
+        <w:spacing w:after="0" w:line="285" w:lineRule="atLeast"/>
+        <w:rPr>
+          <w:rFonts w:ascii="Consolas" w:eastAsia="Times New Roman" w:hAnsi="Consolas" w:cs="Times New Roman"/>
+          <w:color w:val="BBBEBF"/>
+          <w:kern w:val="0"/>
+          <w:sz w:val="21"/>
+          <w:szCs w:val="21"/>
+          <w:lang w:val="en-US" w:eastAsia="ru-RU"/>
+          <w14:ligatures w14:val="none"/>
+        </w:rPr>
+      </w:pPr>
+      <w:r>
+        <w:rPr>
+          <w:rFonts w:ascii="Consolas" w:eastAsia="Times New Roman" w:hAnsi="Consolas" w:cs="Times New Roman"/>
+          <w:color w:val="BBBEBF"/>
+          <w:kern w:val="0"/>
+          <w:sz w:val="21"/>
+          <w:szCs w:val="21"/>
+          <w:lang w:val="en-US" w:eastAsia="ru-RU"/>
+          <w14:ligatures w14:val="none"/>
+        </w:rPr>
+        <w:t xml:space="preserve">      </w:t>
+      </w:r>
+      <w:r>
+        <w:rPr>
+          <w:rFonts w:ascii="Consolas" w:eastAsia="Times New Roman" w:hAnsi="Consolas" w:cs="Times New Roman"/>
+          <w:color w:val="7EE787"/>
+          <w:kern w:val="0"/>
+          <w:sz w:val="21"/>
+          <w:szCs w:val="21"/>
+          <w:lang w:val="en-US" w:eastAsia="ru-RU"/>
+          <w14:ligatures w14:val="none"/>
+        </w:rPr>
+        <w:t>POSTGRES_USER</w:t>
+      </w:r>
+      <w:r>
+        <w:rPr>
+          <w:rFonts w:ascii="Consolas" w:eastAsia="Times New Roman" w:hAnsi="Consolas" w:cs="Times New Roman"/>
+          <w:color w:val="BBBEBF"/>
+          <w:kern w:val="0"/>
+          <w:sz w:val="21"/>
+          <w:szCs w:val="21"/>
+          <w:lang w:val="en-US" w:eastAsia="ru-RU"/>
+          <w14:ligatures w14:val="none"/>
+        </w:rPr>
+        <w:t xml:space="preserve">: </w:t>
+      </w:r>
+      <w:proofErr w:type="spellStart"/>
+      <w:r>
+        <w:rPr>
+          <w:rFonts w:ascii="Consolas" w:eastAsia="Times New Roman" w:hAnsi="Consolas" w:cs="Times New Roman"/>
+          <w:color w:val="A5D6FF"/>
+          <w:kern w:val="0"/>
+          <w:sz w:val="21"/>
+          <w:szCs w:val="21"/>
+          <w:lang w:val="en-US" w:eastAsia="ru-RU"/>
+          <w14:ligatures w14:val="none"/>
+        </w:rPr>
+        <w:t>postgres</w:t>
+      </w:r>
+      <w:proofErr w:type="spellEnd"/>
+    </w:p>
+    <w:p>
+      <w:pPr>
+        <w:shd w:val="clear" w:color="auto" w:fill="121314"/>
+        <w:spacing w:after="0" w:line="285" w:lineRule="atLeast"/>
+        <w:rPr>
+          <w:rFonts w:ascii="Consolas" w:eastAsia="Times New Roman" w:hAnsi="Consolas" w:cs="Times New Roman"/>
+          <w:color w:val="BBBEBF"/>
+          <w:kern w:val="0"/>
+          <w:sz w:val="21"/>
+          <w:szCs w:val="21"/>
+          <w:lang w:val="en-US" w:eastAsia="ru-RU"/>
+          <w14:ligatures w14:val="none"/>
+        </w:rPr>
+      </w:pPr>
+      <w:r>
+        <w:rPr>
+          <w:rFonts w:ascii="Consolas" w:eastAsia="Times New Roman" w:hAnsi="Consolas" w:cs="Times New Roman"/>
+          <w:color w:val="BBBEBF"/>
+          <w:kern w:val="0"/>
+          <w:sz w:val="21"/>
+          <w:szCs w:val="21"/>
+          <w:lang w:val="en-US" w:eastAsia="ru-RU"/>
+          <w14:ligatures w14:val="none"/>
+        </w:rPr>
+        <w:t xml:space="preserve">      </w:t>
+      </w:r>
+      <w:r>
+        <w:rPr>
+          <w:rFonts w:ascii="Consolas" w:eastAsia="Times New Roman" w:hAnsi="Consolas" w:cs="Times New Roman"/>
+          <w:color w:val="7EE787"/>
+          <w:kern w:val="0"/>
+          <w:sz w:val="21"/>
+          <w:szCs w:val="21"/>
+          <w:lang w:val="en-US" w:eastAsia="ru-RU"/>
+          <w14:ligatures w14:val="none"/>
+        </w:rPr>
+        <w:t>POSTGRES_PASSWORD</w:t>
+      </w:r>
+      <w:r>
+        <w:rPr>
+          <w:rFonts w:ascii="Consolas" w:eastAsia="Times New Roman" w:hAnsi="Consolas" w:cs="Times New Roman"/>
+          <w:color w:val="BBBEBF"/>
+          <w:kern w:val="0"/>
+          <w:sz w:val="21"/>
+          <w:szCs w:val="21"/>
+          <w:lang w:val="en-US" w:eastAsia="ru-RU"/>
+          <w14:ligatures w14:val="none"/>
+        </w:rPr>
+        <w:t xml:space="preserve">: </w:t>
+      </w:r>
+      <w:proofErr w:type="spellStart"/>
+      <w:r>
+        <w:rPr>
+          <w:rFonts w:ascii="Consolas" w:eastAsia="Times New Roman" w:hAnsi="Consolas" w:cs="Times New Roman"/>
+          <w:color w:val="A5D6FF"/>
+          <w:kern w:val="0"/>
+          <w:sz w:val="21"/>
+          <w:szCs w:val="21"/>
+          <w:lang w:val="en-US" w:eastAsia="ru-RU"/>
+          <w14:ligatures w14:val="none"/>
+        </w:rPr>
+        <w:t>postgres</w:t>
+      </w:r>
+      <w:proofErr w:type="spellEnd"/>
+    </w:p>
+    <w:p>
+      <w:pPr>
+        <w:shd w:val="clear" w:color="auto" w:fill="121314"/>
+        <w:spacing w:after="0" w:line="285" w:lineRule="atLeast"/>
+        <w:rPr>
+          <w:rFonts w:ascii="Consolas" w:eastAsia="Times New Roman" w:hAnsi="Consolas" w:cs="Times New Roman"/>
+          <w:color w:val="BBBEBF"/>
+          <w:kern w:val="0"/>
+          <w:sz w:val="21"/>
+          <w:szCs w:val="21"/>
+          <w:lang w:val="en-US" w:eastAsia="ru-RU"/>
+          <w14:ligatures w14:val="none"/>
+        </w:rPr>
+      </w:pPr>
+      <w:r>
+        <w:rPr>
+          <w:rFonts w:ascii="Consolas" w:eastAsia="Times New Roman" w:hAnsi="Consolas" w:cs="Times New Roman"/>
+          <w:color w:val="BBBEBF"/>
+          <w:kern w:val="0"/>
+          <w:sz w:val="21"/>
+          <w:szCs w:val="21"/>
+          <w:lang w:val="en-US" w:eastAsia="ru-RU"/>
+          <w14:ligatures w14:val="none"/>
+        </w:rPr>
+        <w:t xml:space="preserve">      </w:t>
+      </w:r>
+      <w:r>
+        <w:rPr>
+          <w:rFonts w:ascii="Consolas" w:eastAsia="Times New Roman" w:hAnsi="Consolas" w:cs="Times New Roman"/>
+          <w:color w:val="7EE787"/>
+          <w:kern w:val="0"/>
+          <w:sz w:val="21"/>
+          <w:szCs w:val="21"/>
+          <w:lang w:val="en-US" w:eastAsia="ru-RU"/>
+          <w14:ligatures w14:val="none"/>
+        </w:rPr>
+        <w:t>POSTGRES_DB</w:t>
+      </w:r>
+      <w:r>
+        <w:rPr>
+          <w:rFonts w:ascii="Consolas" w:eastAsia="Times New Roman" w:hAnsi="Consolas" w:cs="Times New Roman"/>
+          <w:color w:val="BBBEBF"/>
+          <w:kern w:val="0"/>
+          <w:sz w:val="21"/>
+          <w:szCs w:val="21"/>
+          <w:lang w:val="en-US" w:eastAsia="ru-RU"/>
+          <w14:ligatures w14:val="none"/>
+        </w:rPr>
+        <w:t xml:space="preserve">: </w:t>
+      </w:r>
+      <w:proofErr w:type="spellStart"/>
+      <w:r>
+        <w:rPr>
+          <w:rFonts w:ascii="Consolas" w:eastAsia="Times New Roman" w:hAnsi="Consolas" w:cs="Times New Roman"/>
+          <w:color w:val="A5D6FF"/>
+          <w:kern w:val="0"/>
+          <w:sz w:val="21"/>
+          <w:szCs w:val="21"/>
+          <w:lang w:val="en-US" w:eastAsia="ru-RU"/>
+          <w14:ligatures w14:val="none"/>
+        </w:rPr>
+        <w:t>app_db</w:t>
+      </w:r>
+      <w:proofErr w:type="spellEnd"/>
+    </w:p>
+    <w:p>
+      <w:pPr>
+        <w:shd w:val="clear" w:color="auto" w:fill="121314"/>
+        <w:spacing w:after="0" w:line="285" w:lineRule="atLeast"/>
+        <w:rPr>
+          <w:rFonts w:ascii="Consolas" w:eastAsia="Times New Roman" w:hAnsi="Consolas" w:cs="Times New Roman"/>
+          <w:color w:val="BBBEBF"/>
+          <w:kern w:val="0"/>
+          <w:sz w:val="21"/>
+          <w:szCs w:val="21"/>
+          <w:lang w:val="en-US" w:eastAsia="ru-RU"/>
+          <w14:ligatures w14:val="none"/>
+        </w:rPr>
+      </w:pPr>
+    </w:p>
+    <w:p>
+      <w:pPr>
+        <w:shd w:val="clear" w:color="auto" w:fill="121314"/>
+        <w:spacing w:after="0" w:line="285" w:lineRule="atLeast"/>
+        <w:rPr>
+          <w:rFonts w:ascii="Consolas" w:eastAsia="Times New Roman" w:hAnsi="Consolas" w:cs="Times New Roman"/>
+          <w:color w:val="BBBEBF"/>
+          <w:kern w:val="0"/>
+          <w:sz w:val="21"/>
+          <w:szCs w:val="21"/>
+          <w:lang w:val="en-US" w:eastAsia="ru-RU"/>
+          <w14:ligatures w14:val="none"/>
+        </w:rPr>
+      </w:pPr>
+      <w:r>
+        <w:rPr>
+          <w:rFonts w:ascii="Consolas" w:eastAsia="Times New Roman" w:hAnsi="Consolas" w:cs="Times New Roman"/>
+          <w:color w:val="BBBEBF"/>
+          <w:kern w:val="0"/>
+          <w:sz w:val="21"/>
+          <w:szCs w:val="21"/>
+          <w:lang w:val="en-US" w:eastAsia="ru-RU"/>
+          <w14:ligatures w14:val="none"/>
+        </w:rPr>
+        <w:t xml:space="preserve">  </w:t>
+      </w:r>
+      <w:r>
+        <w:rPr>
+          <w:rFonts w:ascii="Consolas" w:eastAsia="Times New Roman" w:hAnsi="Consolas" w:cs="Times New Roman"/>
+          <w:color w:val="7EE787"/>
+          <w:kern w:val="0"/>
+          <w:sz w:val="21"/>
+          <w:szCs w:val="21"/>
+          <w:lang w:val="en-US" w:eastAsia="ru-RU"/>
+          <w14:ligatures w14:val="none"/>
+        </w:rPr>
+        <w:t>nginx</w:t>
+      </w:r>
+      <w:r>
+        <w:rPr>
+          <w:rFonts w:ascii="Consolas" w:eastAsia="Times New Roman" w:hAnsi="Consolas" w:cs="Times New Roman"/>
+          <w:color w:val="BBBEBF"/>
+          <w:kern w:val="0"/>
+          <w:sz w:val="21"/>
+          <w:szCs w:val="21"/>
+          <w:lang w:val="en-US" w:eastAsia="ru-RU"/>
+          <w14:ligatures w14:val="none"/>
+        </w:rPr>
+        <w:t>:</w:t>
+      </w:r>
+    </w:p>
+    <w:p>
+      <w:pPr>
+        <w:shd w:val="clear" w:color="auto" w:fill="121314"/>
+        <w:spacing w:after="0" w:line="285" w:lineRule="atLeast"/>
+        <w:rPr>
+          <w:rFonts w:ascii="Consolas" w:eastAsia="Times New Roman" w:hAnsi="Consolas" w:cs="Times New Roman"/>
+          <w:color w:val="BBBEBF"/>
+          <w:kern w:val="0"/>
+          <w:sz w:val="21"/>
+          <w:szCs w:val="21"/>
+          <w:lang w:val="en-US" w:eastAsia="ru-RU"/>
+          <w14:ligatures w14:val="none"/>
+        </w:rPr>
+      </w:pPr>
+      <w:r>
+        <w:rPr>
+          <w:rFonts w:ascii="Consolas" w:eastAsia="Times New Roman" w:hAnsi="Consolas" w:cs="Times New Roman"/>
+          <w:color w:val="BBBEBF"/>
+          <w:kern w:val="0"/>
+          <w:sz w:val="21"/>
+          <w:szCs w:val="21"/>
+          <w:lang w:val="en-US" w:eastAsia="ru-RU"/>
+          <w14:ligatures w14:val="none"/>
+        </w:rPr>
+        <w:t xml:space="preserve">    </w:t>
+      </w:r>
+      <w:r>
+        <w:rPr>
+          <w:rFonts w:ascii="Consolas" w:eastAsia="Times New Roman" w:hAnsi="Consolas" w:cs="Times New Roman"/>
+          <w:color w:val="7EE787"/>
+          <w:kern w:val="0"/>
+          <w:sz w:val="21"/>
+          <w:szCs w:val="21"/>
+          <w:lang w:val="en-US" w:eastAsia="ru-RU"/>
+          <w14:ligatures w14:val="none"/>
+        </w:rPr>
+        <w:t>build</w:t>
+      </w:r>
+      <w:r>
+        <w:rPr>
+          <w:rFonts w:ascii="Consolas" w:eastAsia="Times New Roman" w:hAnsi="Consolas" w:cs="Times New Roman"/>
+          <w:color w:val="BBBEBF"/>
+          <w:kern w:val="0"/>
+          <w:sz w:val="21"/>
+          <w:szCs w:val="21"/>
+          <w:lang w:val="en-US" w:eastAsia="ru-RU"/>
+          <w14:ligatures w14:val="none"/>
+        </w:rPr>
+        <w:t>:</w:t>
+      </w:r>
+    </w:p>
+    <w:p>
+      <w:pPr>
+        <w:shd w:val="clear" w:color="auto" w:fill="121314"/>
+        <w:spacing w:after="0" w:line="285" w:lineRule="atLeast"/>
+        <w:rPr>
+          <w:rFonts w:ascii="Consolas" w:eastAsia="Times New Roman" w:hAnsi="Consolas" w:cs="Times New Roman"/>
+          <w:color w:val="BBBEBF"/>
+          <w:kern w:val="0"/>
+          <w:sz w:val="21"/>
+          <w:szCs w:val="21"/>
+          <w:lang w:val="en-US" w:eastAsia="ru-RU"/>
+          <w14:ligatures w14:val="none"/>
+        </w:rPr>
+      </w:pPr>
+      <w:r>
+        <w:rPr>
+          <w:rFonts w:ascii="Consolas" w:eastAsia="Times New Roman" w:hAnsi="Consolas" w:cs="Times New Roman"/>
+          <w:color w:val="BBBEBF"/>
+          <w:kern w:val="0"/>
+          <w:sz w:val="21"/>
+          <w:szCs w:val="21"/>
+          <w:lang w:val="en-US" w:eastAsia="ru-RU"/>
+          <w14:ligatures w14:val="none"/>
+        </w:rPr>
+        <w:t xml:space="preserve">      </w:t>
+      </w:r>
+      <w:r>
+        <w:rPr>
+          <w:rFonts w:ascii="Consolas" w:eastAsia="Times New Roman" w:hAnsi="Consolas" w:cs="Times New Roman"/>
+          <w:color w:val="7EE787"/>
+          <w:kern w:val="0"/>
+          <w:sz w:val="21"/>
+          <w:szCs w:val="21"/>
+          <w:lang w:val="en-US" w:eastAsia="ru-RU"/>
+          <w14:ligatures w14:val="none"/>
+        </w:rPr>
+        <w:t>context</w:t>
+      </w:r>
+      <w:proofErr w:type="gramStart"/>
+      <w:r>
+        <w:rPr>
+          <w:rFonts w:ascii="Consolas" w:eastAsia="Times New Roman" w:hAnsi="Consolas" w:cs="Times New Roman"/>
+          <w:color w:val="BBBEBF"/>
+          <w:kern w:val="0"/>
+          <w:sz w:val="21"/>
+          <w:szCs w:val="21"/>
+          <w:lang w:val="en-US" w:eastAsia="ru-RU"/>
+          <w14:ligatures w14:val="none"/>
+        </w:rPr>
+        <w:t xml:space="preserve">: </w:t>
+      </w:r>
+      <w:r>
+        <w:rPr>
+          <w:rFonts w:ascii="Consolas" w:eastAsia="Times New Roman" w:hAnsi="Consolas" w:cs="Times New Roman"/>
+          <w:color w:val="A5D6FF"/>
+          <w:kern w:val="0"/>
+          <w:sz w:val="21"/>
+          <w:szCs w:val="21"/>
+          <w:lang w:val="en-US" w:eastAsia="ru-RU"/>
+          <w14:ligatures w14:val="none"/>
+        </w:rPr>
+        <w:t>.</w:t>
+      </w:r>
+      <w:proofErr w:type="gramEnd"/>
+      <w:r>
+        <w:rPr>
+          <w:rFonts w:ascii="Consolas" w:eastAsia="Times New Roman" w:hAnsi="Consolas" w:cs="Times New Roman"/>
+          <w:color w:val="A5D6FF"/>
+          <w:kern w:val="0"/>
+          <w:sz w:val="21"/>
+          <w:szCs w:val="21"/>
+          <w:lang w:val="en-US" w:eastAsia="ru-RU"/>
+          <w14:ligatures w14:val="none"/>
+        </w:rPr>
+        <w:t>/nginx</w:t>
+      </w:r>
+    </w:p>
+    <w:p>
+      <w:pPr>
+        <w:shd w:val="clear" w:color="auto" w:fill="121314"/>
+        <w:spacing w:after="0" w:line="285" w:lineRule="atLeast"/>
+        <w:rPr>
+          <w:rFonts w:ascii="Consolas" w:eastAsia="Times New Roman" w:hAnsi="Consolas" w:cs="Times New Roman"/>
+          <w:color w:val="BBBEBF"/>
+          <w:kern w:val="0"/>
+          <w:sz w:val="21"/>
+          <w:szCs w:val="21"/>
+          <w:lang w:val="en-US" w:eastAsia="ru-RU"/>
+          <w14:ligatures w14:val="none"/>
+        </w:rPr>
+      </w:pPr>
+      <w:r>
+        <w:rPr>
+          <w:rFonts w:ascii="Consolas" w:eastAsia="Times New Roman" w:hAnsi="Consolas" w:cs="Times New Roman"/>
+          <w:color w:val="BBBEBF"/>
+          <w:kern w:val="0"/>
+          <w:sz w:val="21"/>
+          <w:szCs w:val="21"/>
+          <w:lang w:val="en-US" w:eastAsia="ru-RU"/>
+          <w14:ligatures w14:val="none"/>
+        </w:rPr>
+        <w:t xml:space="preserve">    </w:t>
+      </w:r>
+      <w:r>
+        <w:rPr>
+          <w:rFonts w:ascii="Consolas" w:eastAsia="Times New Roman" w:hAnsi="Consolas" w:cs="Times New Roman"/>
+          <w:color w:val="7EE787"/>
+          <w:kern w:val="0"/>
+          <w:sz w:val="21"/>
+          <w:szCs w:val="21"/>
+          <w:lang w:val="en-US" w:eastAsia="ru-RU"/>
+          <w14:ligatures w14:val="none"/>
+        </w:rPr>
+        <w:t>networks</w:t>
+      </w:r>
+      <w:r>
+        <w:rPr>
+          <w:rFonts w:ascii="Consolas" w:eastAsia="Times New Roman" w:hAnsi="Consolas" w:cs="Times New Roman"/>
+          <w:color w:val="BBBEBF"/>
+          <w:kern w:val="0"/>
+          <w:sz w:val="21"/>
+          <w:szCs w:val="21"/>
+          <w:lang w:val="en-US" w:eastAsia="ru-RU"/>
+          <w14:ligatures w14:val="none"/>
+        </w:rPr>
+        <w:t>:</w:t>
+      </w:r>
+    </w:p>
+    <w:p>
+      <w:pPr>
+        <w:shd w:val="clear" w:color="auto" w:fill="121314"/>
+        <w:spacing w:after="0" w:line="285" w:lineRule="atLeast"/>
+        <w:rPr>
+          <w:rFonts w:ascii="Consolas" w:eastAsia="Times New Roman" w:hAnsi="Consolas" w:cs="Times New Roman"/>
+          <w:color w:val="BBBEBF"/>
+          <w:kern w:val="0"/>
+          <w:sz w:val="21"/>
+          <w:szCs w:val="21"/>
+          <w:lang w:val="en-US" w:eastAsia="ru-RU"/>
+          <w14:ligatures w14:val="none"/>
+        </w:rPr>
+      </w:pPr>
+      <w:r>
+        <w:rPr>
+          <w:rFonts w:ascii="Consolas" w:eastAsia="Times New Roman" w:hAnsi="Consolas" w:cs="Times New Roman"/>
+          <w:color w:val="BBBEBF"/>
+          <w:kern w:val="0"/>
+          <w:sz w:val="21"/>
+          <w:szCs w:val="21"/>
+          <w:lang w:val="en-US" w:eastAsia="ru-RU"/>
+          <w14:ligatures w14:val="none"/>
+        </w:rPr>
+        <w:t xml:space="preserve">    </w:t>
+      </w:r>
+      <w:r>
+        <w:rPr>
+          <w:rFonts w:ascii="Consolas" w:eastAsia="Times New Roman" w:hAnsi="Consolas" w:cs="Times New Roman"/>
+          <w:color w:val="C9D1D9"/>
+          <w:kern w:val="0"/>
+          <w:sz w:val="21"/>
+          <w:szCs w:val="21"/>
+          <w:lang w:val="en-US" w:eastAsia="ru-RU"/>
+          <w14:ligatures w14:val="none"/>
+        </w:rPr>
+        <w:t xml:space="preserve">  - </w:t>
+      </w:r>
+      <w:r>
+        <w:rPr>
+          <w:rFonts w:ascii="Consolas" w:eastAsia="Times New Roman" w:hAnsi="Consolas" w:cs="Times New Roman"/>
+          <w:color w:val="A5D6FF"/>
+          <w:kern w:val="0"/>
+          <w:sz w:val="21"/>
+          <w:szCs w:val="21"/>
+          <w:lang w:val="en-US" w:eastAsia="ru-RU"/>
+          <w14:ligatures w14:val="none"/>
+        </w:rPr>
+        <w:t>frontend</w:t>
+      </w:r>
+    </w:p>
+    <w:p>
+      <w:pPr>
+        <w:shd w:val="clear" w:color="auto" w:fill="121314"/>
+        <w:spacing w:after="0" w:line="285" w:lineRule="atLeast"/>
+        <w:rPr>
+          <w:rFonts w:ascii="Consolas" w:eastAsia="Times New Roman" w:hAnsi="Consolas" w:cs="Times New Roman"/>
+          <w:color w:val="BBBEBF"/>
+          <w:kern w:val="0"/>
+          <w:sz w:val="21"/>
+          <w:szCs w:val="21"/>
+          <w:lang w:val="en-US" w:eastAsia="ru-RU"/>
+          <w14:ligatures w14:val="none"/>
+        </w:rPr>
+      </w:pPr>
+      <w:r>
+        <w:rPr>
+          <w:rFonts w:ascii="Consolas" w:eastAsia="Times New Roman" w:hAnsi="Consolas" w:cs="Times New Roman"/>
+          <w:color w:val="BBBEBF"/>
+          <w:kern w:val="0"/>
+          <w:sz w:val="21"/>
+          <w:szCs w:val="21"/>
+          <w:lang w:val="en-US" w:eastAsia="ru-RU"/>
+          <w14:ligatures w14:val="none"/>
+        </w:rPr>
+        <w:t xml:space="preserve">    </w:t>
+      </w:r>
+      <w:r>
+        <w:rPr>
+          <w:rFonts w:ascii="Consolas" w:eastAsia="Times New Roman" w:hAnsi="Consolas" w:cs="Times New Roman"/>
+          <w:color w:val="7EE787"/>
+          <w:kern w:val="0"/>
+          <w:sz w:val="21"/>
+          <w:szCs w:val="21"/>
+          <w:lang w:val="en-US" w:eastAsia="ru-RU"/>
+          <w14:ligatures w14:val="none"/>
+        </w:rPr>
+        <w:t>ports</w:t>
+      </w:r>
+      <w:r>
+        <w:rPr>
+          <w:rFonts w:ascii="Consolas" w:eastAsia="Times New Roman" w:hAnsi="Consolas" w:cs="Times New Roman"/>
+          <w:color w:val="BBBEBF"/>
+          <w:kern w:val="0"/>
+          <w:sz w:val="21"/>
+          <w:szCs w:val="21"/>
+          <w:lang w:val="en-US" w:eastAsia="ru-RU"/>
+          <w14:ligatures w14:val="none"/>
+        </w:rPr>
+        <w:t>:</w:t>
+      </w:r>
+    </w:p>
+    <w:p>
+      <w:pPr>
+        <w:shd w:val="clear" w:color="auto" w:fill="121314"/>
+        <w:spacing w:after="0" w:line="285" w:lineRule="atLeast"/>
+        <w:rPr>
+          <w:rFonts w:ascii="Consolas" w:eastAsia="Times New Roman" w:hAnsi="Consolas" w:cs="Times New Roman"/>
+          <w:color w:val="BBBEBF"/>
+          <w:kern w:val="0"/>
+          <w:sz w:val="21"/>
+          <w:szCs w:val="21"/>
+          <w:lang w:val="en-US" w:eastAsia="ru-RU"/>
+          <w14:ligatures w14:val="none"/>
+        </w:rPr>
+      </w:pPr>
+      <w:r>
+        <w:rPr>
+          <w:rFonts w:ascii="Consolas" w:eastAsia="Times New Roman" w:hAnsi="Consolas" w:cs="Times New Roman"/>
+          <w:color w:val="BBBEBF"/>
+          <w:kern w:val="0"/>
+          <w:sz w:val="21"/>
+          <w:szCs w:val="21"/>
+          <w:lang w:val="en-US" w:eastAsia="ru-RU"/>
+          <w14:ligatures w14:val="none"/>
+        </w:rPr>
+        <w:t xml:space="preserve">    </w:t>
+      </w:r>
+      <w:r>
+        <w:rPr>
+          <w:rFonts w:ascii="Consolas" w:eastAsia="Times New Roman" w:hAnsi="Consolas" w:cs="Times New Roman"/>
+          <w:color w:val="C9D1D9"/>
+          <w:kern w:val="0"/>
+          <w:sz w:val="21"/>
+          <w:szCs w:val="21"/>
+          <w:lang w:val="en-US" w:eastAsia="ru-RU"/>
+          <w14:ligatures w14:val="none"/>
+        </w:rPr>
+        <w:t xml:space="preserve">  - </w:t>
+      </w:r>
+      <w:r>
+        <w:rPr>
+          <w:rFonts w:ascii="Consolas" w:eastAsia="Times New Roman" w:hAnsi="Consolas" w:cs="Times New Roman"/>
+          <w:color w:val="A5D6FF"/>
+          <w:kern w:val="0"/>
+          <w:sz w:val="21"/>
+          <w:szCs w:val="21"/>
+          <w:lang w:val="en-US" w:eastAsia="ru-RU"/>
+          <w14:ligatures w14:val="none"/>
+        </w:rPr>
+        <w:t>"80:80"</w:t>
+      </w:r>
+    </w:p>
+    <w:p>
+      <w:pPr>
+        <w:shd w:val="clear" w:color="auto" w:fill="121314"/>
+        <w:spacing w:after="0" w:line="285" w:lineRule="atLeast"/>
+        <w:rPr>
+          <w:rFonts w:ascii="Consolas" w:eastAsia="Times New Roman" w:hAnsi="Consolas" w:cs="Times New Roman"/>
+          <w:color w:val="BBBEBF"/>
+          <w:kern w:val="0"/>
+          <w:sz w:val="21"/>
+          <w:szCs w:val="21"/>
+          <w:lang w:val="en-US" w:eastAsia="ru-RU"/>
+          <w14:ligatures w14:val="none"/>
+        </w:rPr>
+      </w:pPr>
+      <w:r>
+        <w:rPr>
+          <w:rFonts w:ascii="Consolas" w:eastAsia="Times New Roman" w:hAnsi="Consolas" w:cs="Times New Roman"/>
+          <w:color w:val="BBBEBF"/>
+          <w:kern w:val="0"/>
+          <w:sz w:val="21"/>
+          <w:szCs w:val="21"/>
+          <w:lang w:val="en-US" w:eastAsia="ru-RU"/>
+          <w14:ligatures w14:val="none"/>
+        </w:rPr>
+        <w:t xml:space="preserve">    </w:t>
+      </w:r>
+      <w:r>
+        <w:rPr>
+          <w:rFonts w:ascii="Consolas" w:eastAsia="Times New Roman" w:hAnsi="Consolas" w:cs="Times New Roman"/>
+          <w:color w:val="7EE787"/>
+          <w:kern w:val="0"/>
+          <w:sz w:val="21"/>
+          <w:szCs w:val="21"/>
+          <w:lang w:val="en-US" w:eastAsia="ru-RU"/>
+          <w14:ligatures w14:val="none"/>
+        </w:rPr>
+        <w:t>volumes</w:t>
+      </w:r>
+      <w:r>
+        <w:rPr>
+          <w:rFonts w:ascii="Consolas" w:eastAsia="Times New Roman" w:hAnsi="Consolas" w:cs="Times New Roman"/>
+          <w:color w:val="BBBEBF"/>
+          <w:kern w:val="0"/>
+          <w:sz w:val="21"/>
+          <w:szCs w:val="21"/>
+          <w:lang w:val="en-US" w:eastAsia="ru-RU"/>
+          <w14:ligatures w14:val="none"/>
+        </w:rPr>
+        <w:t>:</w:t>
+      </w:r>
+    </w:p>
+    <w:p>
+      <w:pPr>
+        <w:shd w:val="clear" w:color="auto" w:fill="121314"/>
+        <w:spacing w:after="0" w:line="285" w:lineRule="atLeast"/>
+        <w:rPr>
+          <w:rFonts w:ascii="Consolas" w:eastAsia="Times New Roman" w:hAnsi="Consolas" w:cs="Times New Roman"/>
+          <w:color w:val="BBBEBF"/>
+          <w:kern w:val="0"/>
+          <w:sz w:val="21"/>
+          <w:szCs w:val="21"/>
+          <w:lang w:val="en-US" w:eastAsia="ru-RU"/>
+          <w14:ligatures w14:val="none"/>
+        </w:rPr>
+      </w:pPr>
+      <w:r>
+        <w:rPr>
+          <w:rFonts w:ascii="Consolas" w:eastAsia="Times New Roman" w:hAnsi="Consolas" w:cs="Times New Roman"/>
+          <w:color w:val="BBBEBF"/>
+          <w:kern w:val="0"/>
+          <w:sz w:val="21"/>
+          <w:szCs w:val="21"/>
+          <w:lang w:val="en-US" w:eastAsia="ru-RU"/>
+          <w14:ligatures w14:val="none"/>
+        </w:rPr>
+        <w:t xml:space="preserve">    </w:t>
+      </w:r>
+      <w:r>
+        <w:rPr>
+          <w:rFonts w:ascii="Consolas" w:eastAsia="Times New Roman" w:hAnsi="Consolas" w:cs="Times New Roman"/>
+          <w:color w:val="C9D1D9"/>
+          <w:kern w:val="0"/>
+          <w:sz w:val="21"/>
+          <w:szCs w:val="21"/>
+          <w:lang w:val="en-US" w:eastAsia="ru-RU"/>
+          <w14:ligatures w14:val="none"/>
+        </w:rPr>
+        <w:t xml:space="preserve">  </w:t>
+      </w:r>
+      <w:proofErr w:type="gramStart"/>
+      <w:r>
+        <w:rPr>
+          <w:rFonts w:ascii="Consolas" w:eastAsia="Times New Roman" w:hAnsi="Consolas" w:cs="Times New Roman"/>
+          <w:color w:val="C9D1D9"/>
+          <w:kern w:val="0"/>
+          <w:sz w:val="21"/>
+          <w:szCs w:val="21"/>
+          <w:lang w:val="en-US" w:eastAsia="ru-RU"/>
+          <w14:ligatures w14:val="none"/>
+        </w:rPr>
+        <w:t xml:space="preserve">- </w:t>
+      </w:r>
+      <w:r>
+        <w:rPr>
+          <w:rFonts w:ascii="Consolas" w:eastAsia="Times New Roman" w:hAnsi="Consolas" w:cs="Times New Roman"/>
+          <w:color w:val="A5D6FF"/>
+          <w:kern w:val="0"/>
+          <w:sz w:val="21"/>
+          <w:szCs w:val="21"/>
+          <w:lang w:val="en-US" w:eastAsia="ru-RU"/>
+          <w14:ligatures w14:val="none"/>
+        </w:rPr>
+        <w:t>.</w:t>
+      </w:r>
+      <w:proofErr w:type="gramEnd"/>
+      <w:r>
+        <w:rPr>
+          <w:rFonts w:ascii="Consolas" w:eastAsia="Times New Roman" w:hAnsi="Consolas" w:cs="Times New Roman"/>
+          <w:color w:val="A5D6FF"/>
+          <w:kern w:val="0"/>
+          <w:sz w:val="21"/>
+          <w:szCs w:val="21"/>
+          <w:lang w:val="en-US" w:eastAsia="ru-RU"/>
+          <w14:ligatures w14:val="none"/>
+        </w:rPr>
+        <w:t>/nginx/</w:t>
+      </w:r>
+      <w:proofErr w:type="spellStart"/>
+      <w:r>
+        <w:rPr>
+          <w:rFonts w:ascii="Consolas" w:eastAsia="Times New Roman" w:hAnsi="Consolas" w:cs="Times New Roman"/>
+          <w:color w:val="A5D6FF"/>
+          <w:kern w:val="0"/>
+          <w:sz w:val="21"/>
+          <w:szCs w:val="21"/>
+          <w:lang w:val="en-US" w:eastAsia="ru-RU"/>
+          <w14:ligatures w14:val="none"/>
+        </w:rPr>
+        <w:t>dist</w:t>
+      </w:r>
+      <w:proofErr w:type="spellEnd"/>
+      <w:r>
+        <w:rPr>
+          <w:rFonts w:ascii="Consolas" w:eastAsia="Times New Roman" w:hAnsi="Consolas" w:cs="Times New Roman"/>
+          <w:color w:val="A5D6FF"/>
+          <w:kern w:val="0"/>
+          <w:sz w:val="21"/>
+          <w:szCs w:val="21"/>
+          <w:lang w:val="en-US" w:eastAsia="ru-RU"/>
+          <w14:ligatures w14:val="none"/>
+        </w:rPr>
+        <w:t>:/public</w:t>
+      </w:r>
+    </w:p>
+    <w:p>
+      <w:pPr>
+        <w:shd w:val="clear" w:color="auto" w:fill="121314"/>
+        <w:spacing w:after="0" w:line="285" w:lineRule="atLeast"/>
+        <w:rPr>
+          <w:rFonts w:ascii="Consolas" w:eastAsia="Times New Roman" w:hAnsi="Consolas" w:cs="Times New Roman"/>
+          <w:color w:val="BBBEBF"/>
+          <w:kern w:val="0"/>
+          <w:sz w:val="21"/>
+          <w:szCs w:val="21"/>
+          <w:lang w:val="en-US" w:eastAsia="ru-RU"/>
+          <w14:ligatures w14:val="none"/>
+        </w:rPr>
+      </w:pPr>
+      <w:r>
+        <w:rPr>
+          <w:rFonts w:ascii="Consolas" w:eastAsia="Times New Roman" w:hAnsi="Consolas" w:cs="Times New Roman"/>
+          <w:color w:val="BBBEBF"/>
+          <w:kern w:val="0"/>
+          <w:sz w:val="21"/>
+          <w:szCs w:val="21"/>
+          <w:lang w:val="en-US" w:eastAsia="ru-RU"/>
+          <w14:ligatures w14:val="none"/>
+        </w:rPr>
+        <w:t xml:space="preserve">    </w:t>
+      </w:r>
+      <w:proofErr w:type="spellStart"/>
+      <w:r>
+        <w:rPr>
+          <w:rFonts w:ascii="Consolas" w:eastAsia="Times New Roman" w:hAnsi="Consolas" w:cs="Times New Roman"/>
+          <w:color w:val="7EE787"/>
+          <w:kern w:val="0"/>
+          <w:sz w:val="21"/>
+          <w:szCs w:val="21"/>
+          <w:lang w:val="en-US" w:eastAsia="ru-RU"/>
+          <w14:ligatures w14:val="none"/>
+        </w:rPr>
+        <w:t>depends_on</w:t>
+      </w:r>
+      <w:proofErr w:type="spellEnd"/>
+      <w:r>
+        <w:rPr>
+          <w:rFonts w:ascii="Consolas" w:eastAsia="Times New Roman" w:hAnsi="Consolas" w:cs="Times New Roman"/>
+          <w:color w:val="BBBEBF"/>
+          <w:kern w:val="0"/>
+          <w:sz w:val="21"/>
+          <w:szCs w:val="21"/>
+          <w:lang w:val="en-US" w:eastAsia="ru-RU"/>
+          <w14:ligatures w14:val="none"/>
+        </w:rPr>
+        <w:t>:</w:t>
+      </w:r>
+    </w:p>
+    <w:p>
+      <w:pPr>
+        <w:shd w:val="clear" w:color="auto" w:fill="121314"/>
+        <w:spacing w:after="0" w:line="285" w:lineRule="atLeast"/>
+        <w:rPr>
+          <w:rFonts w:ascii="Consolas" w:eastAsia="Times New Roman" w:hAnsi="Consolas" w:cs="Times New Roman"/>
+          <w:color w:val="BBBEBF"/>
+          <w:kern w:val="0"/>
+          <w:sz w:val="21"/>
+          <w:szCs w:val="21"/>
+          <w:lang w:val="en-US" w:eastAsia="ru-RU"/>
+          <w14:ligatures w14:val="none"/>
+        </w:rPr>
+      </w:pPr>
+      <w:r>
+        <w:rPr>
+          <w:rFonts w:ascii="Consolas" w:eastAsia="Times New Roman" w:hAnsi="Consolas" w:cs="Times New Roman"/>
+          <w:color w:val="BBBEBF"/>
+          <w:kern w:val="0"/>
+          <w:sz w:val="21"/>
+          <w:szCs w:val="21"/>
+          <w:lang w:val="en-US" w:eastAsia="ru-RU"/>
+          <w14:ligatures w14:val="none"/>
+        </w:rPr>
+        <w:t xml:space="preserve">    </w:t>
+      </w:r>
+      <w:r>
+        <w:rPr>
+          <w:rFonts w:ascii="Consolas" w:eastAsia="Times New Roman" w:hAnsi="Consolas" w:cs="Times New Roman"/>
+          <w:color w:val="C9D1D9"/>
+          <w:kern w:val="0"/>
+          <w:sz w:val="21"/>
+          <w:szCs w:val="21"/>
+          <w:lang w:val="en-US" w:eastAsia="ru-RU"/>
+          <w14:ligatures w14:val="none"/>
+        </w:rPr>
+        <w:t xml:space="preserve">  - </w:t>
+      </w:r>
+      <w:proofErr w:type="spellStart"/>
+      <w:r>
+        <w:rPr>
+          <w:rFonts w:ascii="Consolas" w:eastAsia="Times New Roman" w:hAnsi="Consolas" w:cs="Times New Roman"/>
+          <w:color w:val="A5D6FF"/>
+          <w:kern w:val="0"/>
+          <w:sz w:val="21"/>
+          <w:szCs w:val="21"/>
+          <w:lang w:val="en-US" w:eastAsia="ru-RU"/>
+          <w14:ligatures w14:val="none"/>
+        </w:rPr>
+        <w:t>api</w:t>
+      </w:r>
+      <w:proofErr w:type="spellEnd"/>
+    </w:p>
+    <w:p>
+      <w:pPr>
+        <w:shd w:val="clear" w:color="auto" w:fill="121314"/>
+        <w:spacing w:after="0" w:line="285" w:lineRule="atLeast"/>
+        <w:rPr>
+          <w:rFonts w:ascii="Consolas" w:eastAsia="Times New Roman" w:hAnsi="Consolas" w:cs="Times New Roman"/>
+          <w:color w:val="BBBEBF"/>
+          <w:kern w:val="0"/>
+          <w:sz w:val="21"/>
+          <w:szCs w:val="21"/>
+          <w:lang w:val="en-US" w:eastAsia="ru-RU"/>
+          <w14:ligatures w14:val="none"/>
+        </w:rPr>
+      </w:pPr>
+    </w:p>
+    <w:p>
+      <w:pPr>
+        <w:shd w:val="clear" w:color="auto" w:fill="121314"/>
+        <w:spacing w:after="0" w:line="285" w:lineRule="atLeast"/>
+        <w:rPr>
+          <w:rFonts w:ascii="Consolas" w:eastAsia="Times New Roman" w:hAnsi="Consolas" w:cs="Times New Roman"/>
+          <w:color w:val="BBBEBF"/>
+          <w:kern w:val="0"/>
+          <w:sz w:val="21"/>
+          <w:szCs w:val="21"/>
+          <w:lang w:val="en-US" w:eastAsia="ru-RU"/>
+          <w14:ligatures w14:val="none"/>
+        </w:rPr>
+      </w:pPr>
+      <w:r>
+        <w:rPr>
+          <w:rFonts w:ascii="Consolas" w:eastAsia="Times New Roman" w:hAnsi="Consolas" w:cs="Times New Roman"/>
+          <w:color w:val="7EE787"/>
+          <w:kern w:val="0"/>
+          <w:sz w:val="21"/>
+          <w:szCs w:val="21"/>
+          <w:lang w:val="en-US" w:eastAsia="ru-RU"/>
+          <w14:ligatures w14:val="none"/>
+        </w:rPr>
+        <w:t>networks</w:t>
+      </w:r>
+      <w:r>
+        <w:rPr>
+          <w:rFonts w:ascii="Consolas" w:eastAsia="Times New Roman" w:hAnsi="Consolas" w:cs="Times New Roman"/>
+          <w:color w:val="BBBEBF"/>
+          <w:kern w:val="0"/>
+          <w:sz w:val="21"/>
+          <w:szCs w:val="21"/>
+          <w:lang w:val="en-US" w:eastAsia="ru-RU"/>
+          <w14:ligatures w14:val="none"/>
+        </w:rPr>
+        <w:t>:</w:t>
+      </w:r>
+    </w:p>
+    <w:p>
+      <w:pPr>
+        <w:shd w:val="clear" w:color="auto" w:fill="121314"/>
+        <w:spacing w:after="0" w:line="285" w:lineRule="atLeast"/>
+        <w:rPr>
+          <w:rFonts w:ascii="Consolas" w:eastAsia="Times New Roman" w:hAnsi="Consolas" w:cs="Times New Roman"/>
+          <w:color w:val="BBBEBF"/>
+          <w:kern w:val="0"/>
+          <w:sz w:val="21"/>
+          <w:szCs w:val="21"/>
+          <w:lang w:val="en-US" w:eastAsia="ru-RU"/>
+          <w14:ligatures w14:val="none"/>
+        </w:rPr>
+      </w:pPr>
+      <w:r>
+        <w:rPr>
+          <w:rFonts w:ascii="Consolas" w:eastAsia="Times New Roman" w:hAnsi="Consolas" w:cs="Times New Roman"/>
+          <w:color w:val="BBBEBF"/>
+          <w:kern w:val="0"/>
+          <w:sz w:val="21"/>
+          <w:szCs w:val="21"/>
+          <w:lang w:val="en-US" w:eastAsia="ru-RU"/>
+          <w14:ligatures w14:val="none"/>
+        </w:rPr>
+        <w:t xml:space="preserve">  </w:t>
+      </w:r>
+      <w:r>
+        <w:rPr>
+          <w:rFonts w:ascii="Consolas" w:eastAsia="Times New Roman" w:hAnsi="Consolas" w:cs="Times New Roman"/>
+          <w:color w:val="7EE787"/>
+          <w:kern w:val="0"/>
+          <w:sz w:val="21"/>
+          <w:szCs w:val="21"/>
+          <w:lang w:val="en-US" w:eastAsia="ru-RU"/>
+          <w14:ligatures w14:val="none"/>
+        </w:rPr>
+        <w:t>frontend</w:t>
+      </w:r>
+      <w:r>
+        <w:rPr>
+          <w:rFonts w:ascii="Consolas" w:eastAsia="Times New Roman" w:hAnsi="Consolas" w:cs="Times New Roman"/>
+          <w:color w:val="BBBEBF"/>
+          <w:kern w:val="0"/>
+          <w:sz w:val="21"/>
+          <w:szCs w:val="21"/>
+          <w:lang w:val="en-US" w:eastAsia="ru-RU"/>
+          <w14:ligatures w14:val="none"/>
+        </w:rPr>
+        <w:t>:</w:t>
+      </w:r>
+    </w:p>
+    <w:p>
+      <w:pPr>
+        <w:shd w:val="clear" w:color="auto" w:fill="121314"/>
+        <w:spacing w:after="0" w:line="285" w:lineRule="atLeast"/>
+        <w:rPr>
+          <w:rFonts w:ascii="Consolas" w:eastAsia="Times New Roman" w:hAnsi="Consolas" w:cs="Times New Roman"/>
+          <w:color w:val="BBBEBF"/>
+          <w:kern w:val="0"/>
+          <w:sz w:val="21"/>
+          <w:szCs w:val="21"/>
+          <w:lang w:val="en-US" w:eastAsia="ru-RU"/>
+          <w14:ligatures w14:val="none"/>
+        </w:rPr>
+      </w:pPr>
+      <w:r>
+        <w:rPr>
+          <w:rFonts w:ascii="Consolas" w:eastAsia="Times New Roman" w:hAnsi="Consolas" w:cs="Times New Roman"/>
+          <w:color w:val="BBBEBF"/>
+          <w:kern w:val="0"/>
+          <w:sz w:val="21"/>
+          <w:szCs w:val="21"/>
+          <w:lang w:val="en-US" w:eastAsia="ru-RU"/>
+          <w14:ligatures w14:val="none"/>
+        </w:rPr>
+        <w:t xml:space="preserve">  </w:t>
+      </w:r>
+      <w:r>
+        <w:rPr>
+          <w:rFonts w:ascii="Consolas" w:eastAsia="Times New Roman" w:hAnsi="Consolas" w:cs="Times New Roman"/>
+          <w:color w:val="7EE787"/>
+          <w:kern w:val="0"/>
+          <w:sz w:val="21"/>
+          <w:szCs w:val="21"/>
+          <w:lang w:val="en-US" w:eastAsia="ru-RU"/>
+          <w14:ligatures w14:val="none"/>
+        </w:rPr>
+        <w:t>backend</w:t>
+      </w:r>
+      <w:r>
+        <w:rPr>
+          <w:rFonts w:ascii="Consolas" w:eastAsia="Times New Roman" w:hAnsi="Consolas" w:cs="Times New Roman"/>
+          <w:color w:val="BBBEBF"/>
+          <w:kern w:val="0"/>
+          <w:sz w:val="21"/>
+          <w:szCs w:val="21"/>
+          <w:lang w:val="en-US" w:eastAsia="ru-RU"/>
+          <w14:ligatures w14:val="none"/>
+        </w:rPr>
+        <w:t>:</w:t>
+      </w:r>
+    </w:p>
+    <w:p>
+      <w:pPr>
+        <w:shd w:val="clear" w:color="auto" w:fill="121314"/>
+        <w:spacing w:after="0" w:line="285" w:lineRule="atLeast"/>
+        <w:rPr>
+          <w:rFonts w:ascii="Consolas" w:eastAsia="Times New Roman" w:hAnsi="Consolas" w:cs="Times New Roman"/>
+          <w:color w:val="BBBEBF"/>
+          <w:kern w:val="0"/>
+          <w:sz w:val="21"/>
+          <w:szCs w:val="21"/>
+          <w:lang w:val="en-US" w:eastAsia="ru-RU"/>
+          <w14:ligatures w14:val="none"/>
+        </w:rPr>
+      </w:pPr>
+    </w:p>
+    <w:p>
+      <w:pPr>
+        <w:shd w:val="clear" w:color="auto" w:fill="121314"/>
+        <w:spacing w:after="0" w:line="285" w:lineRule="atLeast"/>
+        <w:rPr>
+          <w:rFonts w:ascii="Consolas" w:eastAsia="Times New Roman" w:hAnsi="Consolas" w:cs="Times New Roman"/>
+          <w:color w:val="BBBEBF"/>
+          <w:kern w:val="0"/>
+          <w:sz w:val="21"/>
+          <w:szCs w:val="21"/>
+          <w:lang w:val="en-US" w:eastAsia="ru-RU"/>
+          <w14:ligatures w14:val="none"/>
+        </w:rPr>
+      </w:pPr>
+      <w:r>
+        <w:rPr>
+          <w:rFonts w:ascii="Consolas" w:eastAsia="Times New Roman" w:hAnsi="Consolas" w:cs="Times New Roman"/>
+          <w:color w:val="7EE787"/>
+          <w:kern w:val="0"/>
+          <w:sz w:val="21"/>
+          <w:szCs w:val="21"/>
+          <w:lang w:val="en-US" w:eastAsia="ru-RU"/>
+          <w14:ligatures w14:val="none"/>
+        </w:rPr>
+        <w:lastRenderedPageBreak/>
+        <w:t>volumes</w:t>
+      </w:r>
+      <w:r>
+        <w:rPr>
+          <w:rFonts w:ascii="Consolas" w:eastAsia="Times New Roman" w:hAnsi="Consolas" w:cs="Times New Roman"/>
+          <w:color w:val="BBBEBF"/>
+          <w:kern w:val="0"/>
+          <w:sz w:val="21"/>
+          <w:szCs w:val="21"/>
+          <w:lang w:val="en-US" w:eastAsia="ru-RU"/>
+          <w14:ligatures w14:val="none"/>
+        </w:rPr>
+        <w:t>:</w:t>
+      </w:r>
+    </w:p>
+    <w:p>
+      <w:pPr>
+        <w:shd w:val="clear" w:color="auto" w:fill="121314"/>
+        <w:spacing w:after="0" w:line="285" w:lineRule="atLeast"/>
+        <w:rPr>
+          <w:rFonts w:ascii="Consolas" w:eastAsia="Times New Roman" w:hAnsi="Consolas" w:cs="Times New Roman"/>
+          <w:color w:val="BBBEBF"/>
+          <w:kern w:val="0"/>
+          <w:sz w:val="21"/>
+          <w:szCs w:val="21"/>
+          <w:lang w:eastAsia="ru-RU"/>
+          <w14:ligatures w14:val="none"/>
+        </w:rPr>
+      </w:pPr>
+      <w:r>
+        <w:rPr>
+          <w:rFonts w:ascii="Consolas" w:eastAsia="Times New Roman" w:hAnsi="Consolas" w:cs="Times New Roman"/>
+          <w:color w:val="BBBEBF"/>
+          <w:kern w:val="0"/>
+          <w:sz w:val="21"/>
+          <w:szCs w:val="21"/>
+          <w:lang w:val="en-US" w:eastAsia="ru-RU"/>
+          <w14:ligatures w14:val="none"/>
+        </w:rPr>
+        <w:t xml:space="preserve">  </w:t>
+      </w:r>
+      <w:proofErr w:type="spellStart"/>
+      <w:r>
+        <w:rPr>
+          <w:rFonts w:ascii="Consolas" w:eastAsia="Times New Roman" w:hAnsi="Consolas" w:cs="Times New Roman"/>
+          <w:color w:val="7EE787"/>
+          <w:kern w:val="0"/>
+          <w:sz w:val="21"/>
+          <w:szCs w:val="21"/>
+          <w:lang w:eastAsia="ru-RU"/>
+          <w14:ligatures w14:val="none"/>
+        </w:rPr>
+        <w:t>postgres_data</w:t>
+      </w:r>
+      <w:proofErr w:type="spellEnd"/>
+      <w:r>
+        <w:rPr>
+          <w:rFonts w:ascii="Consolas" w:eastAsia="Times New Roman" w:hAnsi="Consolas" w:cs="Times New Roman"/>
+          <w:color w:val="BBBEBF"/>
+          <w:kern w:val="0"/>
+          <w:sz w:val="21"/>
+          <w:szCs w:val="21"/>
+          <w:lang w:eastAsia="ru-RU"/>
+          <w14:ligatures w14:val="none"/>
+        </w:rPr>
+        <w:t>:</w:t>
+      </w:r>
+    </w:p>
+    <w:p>
+      <w:pPr>
+        <w:rPr>
+          <w:rFonts w:ascii="Times New Roman" w:hAnsi="Times New Roman" w:cs="Times New Roman"/>
+          <w:sz w:val="28"/>
+          <w:szCs w:val="28"/>
+        </w:rPr>
+      </w:pPr>
+    </w:p>
+    <w:p>
+      <w:pPr>
+        <w:rPr>
+          <w:rFonts w:ascii="Times New Roman" w:hAnsi="Times New Roman" w:cs="Times New Roman"/>
+          <w:sz w:val="28"/>
+          <w:szCs w:val="28"/>
+          <w:lang w:val="en-US"/>
+        </w:rPr>
+      </w:pPr>
+      <w:r>
+        <w:rPr>
+          <w:rFonts w:ascii="Times New Roman" w:hAnsi="Times New Roman" w:cs="Times New Roman"/>
+          <w:sz w:val="28"/>
+          <w:szCs w:val="28"/>
+        </w:rPr>
+        <w:t xml:space="preserve">Запустили </w:t>
+      </w:r>
+      <w:r>
+        <w:rPr>
+          <w:rFonts w:ascii="Times New Roman" w:hAnsi="Times New Roman" w:cs="Times New Roman"/>
+          <w:sz w:val="28"/>
+          <w:szCs w:val="28"/>
+          <w:lang w:val="en-US"/>
+        </w:rPr>
+        <w:t>docker compose up:</w:t>
+      </w:r>
+      <w:r>
+        <w:rPr>
+          <w:rFonts w:ascii="Times New Roman" w:hAnsi="Times New Roman" w:cs="Times New Roman"/>
+          <w:sz w:val="28"/>
+          <w:szCs w:val="28"/>
+          <w:lang w:val="en-US"/>
+        </w:rPr>
+        <w:br/>
+      </w:r>
+      <w:r>
+        <w:rPr>
+          <w:noProof/>
+        </w:rPr>
+        <w:drawing>
+          <wp:inline distT="0" distB="0" distL="0" distR="0" wp14:anchorId="06468AEE" wp14:editId="694F365A">
+            <wp:extent cx="6216727" cy="1509824"/>
+            <wp:effectExtent l="0" t="0" r="0" b="0"/>
+            <wp:docPr id="1625815519" name="Рисунок 1"/>
+            <wp:cNvGraphicFramePr>
+              <a:graphicFrameLocks xmlns:a="http://schemas.openxmlformats.org/drawingml/2006/main" noChangeAspect="1"/>
+            </wp:cNvGraphicFramePr>
+            <a:graphic xmlns:a="http://schemas.openxmlformats.org/drawingml/2006/main">
+              <a:graphicData uri="http://schemas.openxmlformats.org/drawingml/2006/picture">
+                <pic:pic xmlns:pic="http://schemas.openxmlformats.org/drawingml/2006/picture">
+                  <pic:nvPicPr>
+                    <pic:cNvPr id="1625815519" name=""/>
+                    <pic:cNvPicPr/>
+                  </pic:nvPicPr>
+                  <pic:blipFill>
+                    <a:blip r:embed="rId5"/>
+                    <a:stretch>
+                      <a:fillRect/>
+                    </a:stretch>
+                  </pic:blipFill>
+                  <pic:spPr>
+                    <a:xfrm>
+                      <a:off x="0" y="0"/>
+                      <a:ext cx="6242658" cy="1516122"/>
+                    </a:xfrm>
+                    <a:prstGeom prst="rect">
+                      <a:avLst/>
+                    </a:prstGeom>
+                  </pic:spPr>
+                </pic:pic>
+              </a:graphicData>
+            </a:graphic>
+          </wp:inline>
+        </w:drawing>
+      </w:r>
+    </w:p>
+    <w:p>
+      <w:pPr>
+        <w:rPr>
+          <w:rFonts w:ascii="Times New Roman" w:hAnsi="Times New Roman" w:cs="Times New Roman"/>
+          <w:sz w:val="28"/>
+          <w:szCs w:val="28"/>
+        </w:rPr>
+      </w:pPr>
+      <w:r>
+        <w:rPr>
+          <w:rFonts w:ascii="Times New Roman" w:hAnsi="Times New Roman" w:cs="Times New Roman"/>
+          <w:sz w:val="28"/>
+          <w:szCs w:val="28"/>
+        </w:rPr>
+        <w:t>Проверка на стабильность:</w:t>
+      </w:r>
+    </w:p>
+    <w:p>
+      <w:pPr>
+        <w:rPr>
+          <w:rFonts w:ascii="Times New Roman" w:hAnsi="Times New Roman" w:cs="Times New Roman"/>
+          <w:sz w:val="28"/>
+          <w:szCs w:val="28"/>
+        </w:rPr>
+      </w:pPr>
+      <w:r>
+        <w:rPr>
+          <w:noProof/>
+        </w:rPr>
+        <w:drawing>
+          <wp:inline distT="0" distB="0" distL="0" distR="0" wp14:anchorId="33291B94" wp14:editId="650432FF">
+            <wp:extent cx="5940425" cy="1536700"/>
+            <wp:effectExtent l="0" t="0" r="3175" b="6350"/>
+            <wp:docPr id="877041643" name="Рисунок 1"/>
+            <wp:cNvGraphicFramePr>
+              <a:graphicFrameLocks xmlns:a="http://schemas.openxmlformats.org/drawingml/2006/main" noChangeAspect="1"/>
+            </wp:cNvGraphicFramePr>
+            <a:graphic xmlns:a="http://schemas.openxmlformats.org/drawingml/2006/main">
+              <a:graphicData uri="http://schemas.openxmlformats.org/drawingml/2006/picture">
+                <pic:pic xmlns:pic="http://schemas.openxmlformats.org/drawingml/2006/picture">
+                  <pic:nvPicPr>
+                    <pic:cNvPr id="877041643" name=""/>
+                    <pic:cNvPicPr/>
+                  </pic:nvPicPr>
+                  <pic:blipFill>
+                    <a:blip r:embed="rId6"/>
+                    <a:stretch>
+                      <a:fillRect/>
+                    </a:stretch>
+                  </pic:blipFill>
+                  <pic:spPr>
+                    <a:xfrm>
+                      <a:off x="0" y="0"/>
+                      <a:ext cx="5940425" cy="1536700"/>
+                    </a:xfrm>
+                    <a:prstGeom prst="rect">
+                      <a:avLst/>
+                    </a:prstGeom>
+                  </pic:spPr>
+                </pic:pic>
+              </a:graphicData>
+            </a:graphic>
+          </wp:inline>
+        </w:drawing>
+      </w:r>
+    </w:p>
+    <w:p>
+      <w:pPr>
+        <w:rPr>
+          <w:rFonts w:ascii="Times New Roman" w:hAnsi="Times New Roman" w:cs="Times New Roman"/>
+          <w:sz w:val="28"/>
+          <w:szCs w:val="28"/>
+        </w:rPr>
+      </w:pPr>
+      <w:r>
+        <w:rPr>
+          <w:rFonts w:ascii="Times New Roman" w:hAnsi="Times New Roman" w:cs="Times New Roman"/>
+          <w:sz w:val="28"/>
+          <w:szCs w:val="28"/>
+        </w:rPr>
+        <w:t>Без остановок и перезапусков</w:t>
+      </w:r>
+    </w:p>
+    <w:p>
+      <w:pPr>
+        <w:rPr>
+          <w:rFonts w:ascii="Times New Roman" w:hAnsi="Times New Roman" w:cs="Times New Roman"/>
+          <w:sz w:val="28"/>
+          <w:szCs w:val="28"/>
+        </w:rPr>
+      </w:pPr>
+      <w:r>
+        <w:rPr>
+          <w:rFonts w:ascii="Times New Roman" w:hAnsi="Times New Roman" w:cs="Times New Roman"/>
+          <w:sz w:val="28"/>
+          <w:szCs w:val="28"/>
+        </w:rPr>
+        <w:t>Проверка сайта:</w:t>
+      </w:r>
+    </w:p>
+    <w:p>
+      <w:pPr>
+        <w:rPr>
+          <w:rFonts w:ascii="Times New Roman" w:hAnsi="Times New Roman" w:cs="Times New Roman"/>
+          <w:sz w:val="28"/>
+          <w:szCs w:val="28"/>
+        </w:rPr>
+      </w:pPr>
+      <w:r>
+        <w:rPr>
+          <w:noProof/>
+        </w:rPr>
+        <w:drawing>
+          <wp:inline distT="0" distB="0" distL="0" distR="0" wp14:anchorId="6002DFCB" wp14:editId="13A71474">
+            <wp:extent cx="4359349" cy="3564835"/>
+            <wp:effectExtent l="0" t="0" r="3175" b="0"/>
+            <wp:docPr id="826662434" name="Рисунок 1"/>
+            <wp:cNvGraphicFramePr>
+              <a:graphicFrameLocks xmlns:a="http://schemas.openxmlformats.org/drawingml/2006/main" noChangeAspect="1"/>
+            </wp:cNvGraphicFramePr>
+            <a:graphic xmlns:a="http://schemas.openxmlformats.org/drawingml/2006/main">
+              <a:graphicData uri="http://schemas.openxmlformats.org/drawingml/2006/picture">
+                <pic:pic xmlns:pic="http://schemas.openxmlformats.org/drawingml/2006/picture">
+                  <pic:nvPicPr>
+                    <pic:cNvPr id="826662434" name=""/>
+                    <pic:cNvPicPr/>
+                  </pic:nvPicPr>
+                  <pic:blipFill>
+                    <a:blip r:embed="rId7"/>
+                    <a:stretch>
+                      <a:fillRect/>
+                    </a:stretch>
+                  </pic:blipFill>
+                  <pic:spPr>
+                    <a:xfrm>
+                      <a:off x="0" y="0"/>
+                      <a:ext cx="4376972" cy="3579246"/>
+                    </a:xfrm>
+                    <a:prstGeom prst="rect">
+                      <a:avLst/>
+                    </a:prstGeom>
+                  </pic:spPr>
+                </pic:pic>
+              </a:graphicData>
+            </a:graphic>
+          </wp:inline>
+        </w:drawing>
+      </w:r>
+    </w:p>
+    <w:p>
+      <w:pPr>
+        <w:rPr>
+          <w:rFonts w:ascii="Times New Roman" w:hAnsi="Times New Roman" w:cs="Times New Roman"/>
+          <w:sz w:val="28"/>
+          <w:szCs w:val="28"/>
+        </w:rPr>
+      </w:pPr>
+      <w:r>
+        <w:rPr>
+          <w:rFonts w:ascii="Times New Roman" w:hAnsi="Times New Roman" w:cs="Times New Roman"/>
+          <w:sz w:val="28"/>
+          <w:szCs w:val="28"/>
+        </w:rPr>
+        <w:t>Работает штатно</w:t>
+      </w:r>
+    </w:p>
+    <w:p>
+      <w:pPr>
+        <w:jc w:val="center"/>
+        <w:rPr>
+          <w:rFonts w:ascii="Times New Roman" w:hAnsi="Times New Roman" w:cs="Times New Roman"/>
+          <w:b/>
+          <w:bCs/>
+          <w:sz w:val="28"/>
+          <w:szCs w:val="28"/>
+        </w:rPr>
+      </w:pPr>
+      <w:r>
+        <w:rPr>
+          <w:rFonts w:ascii="Times New Roman" w:hAnsi="Times New Roman" w:cs="Times New Roman"/>
+          <w:b/>
+          <w:bCs/>
+          <w:sz w:val="28"/>
+          <w:szCs w:val="28"/>
+        </w:rPr>
+        <w:lastRenderedPageBreak/>
+        <w:t>Вывод</w:t>
+      </w:r>
+    </w:p>
+    <w:p>
+      <w:pPr>
+        <w:jc w:val="both"/>
+        <w:rPr>
+          <w:rFonts w:ascii="Times New Roman" w:hAnsi="Times New Roman" w:cs="Times New Roman"/>
+          <w:sz w:val="28"/>
+          <w:szCs w:val="28"/>
+          <w:lang w:val="en-US"/>
+        </w:rPr>
+      </w:pPr>
+      <w:r>
+        <w:rPr>
+          <w:rFonts w:ascii="Times New Roman" w:hAnsi="Times New Roman" w:cs="Times New Roman"/>
+          <w:sz w:val="28"/>
+          <w:szCs w:val="28"/>
+        </w:rPr>
+        <w:tab/>
+        <w:t>В ходе выполнения данной лабораторной работы я п</w:t>
+      </w:r>
+      <w:r>
+        <w:rPr>
+          <w:rFonts w:ascii="Times New Roman" w:hAnsi="Times New Roman" w:cs="Times New Roman"/>
+          <w:sz w:val="28"/>
+          <w:szCs w:val="28"/>
+        </w:rPr>
+        <w:t>ознакоми</w:t>
+      </w:r>
+      <w:r>
+        <w:rPr>
+          <w:rFonts w:ascii="Times New Roman" w:hAnsi="Times New Roman" w:cs="Times New Roman"/>
+          <w:sz w:val="28"/>
+          <w:szCs w:val="28"/>
+        </w:rPr>
+        <w:t>л</w:t>
+      </w:r>
+      <w:r>
+        <w:rPr>
+          <w:rFonts w:ascii="Times New Roman" w:hAnsi="Times New Roman" w:cs="Times New Roman"/>
+          <w:sz w:val="28"/>
+          <w:szCs w:val="28"/>
+        </w:rPr>
+        <w:t xml:space="preserve">ся с технологией </w:t>
+      </w:r>
+      <w:r>
+        <w:rPr>
+          <w:rFonts w:ascii="Times New Roman" w:hAnsi="Times New Roman" w:cs="Times New Roman"/>
+          <w:sz w:val="28"/>
+          <w:szCs w:val="28"/>
+          <w:lang w:val="en-US"/>
+        </w:rPr>
+        <w:t>Docker</w:t>
+      </w:r>
+      <w:r>
+        <w:rPr>
+          <w:rFonts w:ascii="Times New Roman" w:hAnsi="Times New Roman" w:cs="Times New Roman"/>
+          <w:sz w:val="28"/>
+          <w:szCs w:val="28"/>
+        </w:rPr>
+        <w:t xml:space="preserve"> </w:t>
+      </w:r>
+      <w:r>
+        <w:rPr>
+          <w:rFonts w:ascii="Times New Roman" w:hAnsi="Times New Roman" w:cs="Times New Roman"/>
+          <w:sz w:val="28"/>
+          <w:szCs w:val="28"/>
+          <w:lang w:val="en-US"/>
+        </w:rPr>
+        <w:t>Compose</w:t>
+      </w:r>
+      <w:r>
+        <w:rPr>
+          <w:rFonts w:ascii="Times New Roman" w:hAnsi="Times New Roman" w:cs="Times New Roman"/>
+          <w:sz w:val="28"/>
+          <w:szCs w:val="28"/>
+        </w:rPr>
+        <w:t xml:space="preserve">, </w:t>
+      </w:r>
+      <w:r>
+        <w:rPr>
+          <w:rFonts w:ascii="Times New Roman" w:hAnsi="Times New Roman" w:cs="Times New Roman"/>
+          <w:sz w:val="28"/>
+          <w:szCs w:val="28"/>
+        </w:rPr>
+        <w:t>изучи</w:t>
+      </w:r>
+      <w:r>
+        <w:rPr>
+          <w:rFonts w:ascii="Times New Roman" w:hAnsi="Times New Roman" w:cs="Times New Roman"/>
+          <w:sz w:val="28"/>
+          <w:szCs w:val="28"/>
+        </w:rPr>
+        <w:t>л</w:t>
+      </w:r>
+      <w:r>
+        <w:rPr>
+          <w:rFonts w:ascii="Times New Roman" w:hAnsi="Times New Roman" w:cs="Times New Roman"/>
+          <w:sz w:val="28"/>
+          <w:szCs w:val="28"/>
+        </w:rPr>
+        <w:t xml:space="preserve"> основные команды </w:t>
+      </w:r>
+      <w:r>
+        <w:rPr>
+          <w:rFonts w:ascii="Times New Roman" w:hAnsi="Times New Roman" w:cs="Times New Roman"/>
+          <w:sz w:val="28"/>
+          <w:szCs w:val="28"/>
+          <w:lang w:val="en-US"/>
+        </w:rPr>
+        <w:t>CLI</w:t>
+      </w:r>
+      <w:r>
+        <w:rPr>
+          <w:rFonts w:ascii="Times New Roman" w:hAnsi="Times New Roman" w:cs="Times New Roman"/>
+          <w:sz w:val="28"/>
+          <w:szCs w:val="28"/>
+        </w:rPr>
+        <w:t>, изучи</w:t>
+      </w:r>
+      <w:r>
+        <w:rPr>
+          <w:rFonts w:ascii="Times New Roman" w:hAnsi="Times New Roman" w:cs="Times New Roman"/>
+          <w:sz w:val="28"/>
+          <w:szCs w:val="28"/>
+        </w:rPr>
+        <w:t>л</w:t>
+      </w:r>
+      <w:r>
+        <w:rPr>
+          <w:rFonts w:ascii="Times New Roman" w:hAnsi="Times New Roman" w:cs="Times New Roman"/>
+          <w:sz w:val="28"/>
+          <w:szCs w:val="28"/>
+        </w:rPr>
+        <w:t xml:space="preserve"> формат описания сервисов с помощью </w:t>
+      </w:r>
+      <w:r>
+        <w:rPr>
+          <w:rFonts w:ascii="Times New Roman" w:hAnsi="Times New Roman" w:cs="Times New Roman"/>
+          <w:sz w:val="28"/>
+          <w:szCs w:val="28"/>
+          <w:lang w:val="en-US"/>
+        </w:rPr>
+        <w:t>docker</w:t>
+      </w:r>
+      <w:r>
+        <w:rPr>
+          <w:rFonts w:ascii="Times New Roman" w:hAnsi="Times New Roman" w:cs="Times New Roman"/>
+          <w:sz w:val="28"/>
+          <w:szCs w:val="28"/>
+        </w:rPr>
+        <w:t>-</w:t>
+      </w:r>
+      <w:r>
+        <w:rPr>
+          <w:rFonts w:ascii="Times New Roman" w:hAnsi="Times New Roman" w:cs="Times New Roman"/>
+          <w:sz w:val="28"/>
+          <w:szCs w:val="28"/>
+          <w:lang w:val="en-US"/>
+        </w:rPr>
+        <w:t>compose</w:t>
+      </w:r>
+      <w:r>
+        <w:rPr>
+          <w:rFonts w:ascii="Times New Roman" w:hAnsi="Times New Roman" w:cs="Times New Roman"/>
+          <w:sz w:val="28"/>
+          <w:szCs w:val="28"/>
+        </w:rPr>
+        <w:t>.</w:t>
+      </w:r>
+      <w:proofErr w:type="spellStart"/>
+      <w:r>
+        <w:rPr>
+          <w:rFonts w:ascii="Times New Roman" w:hAnsi="Times New Roman" w:cs="Times New Roman"/>
+          <w:sz w:val="28"/>
+          <w:szCs w:val="28"/>
+          <w:lang w:val="en-US"/>
+        </w:rPr>
+        <w:t>yml</w:t>
+      </w:r>
+      <w:proofErr w:type="spellEnd"/>
+      <w:r>
+        <w:rPr>
+          <w:rFonts w:ascii="Times New Roman" w:hAnsi="Times New Roman" w:cs="Times New Roman"/>
+          <w:sz w:val="28"/>
+          <w:szCs w:val="28"/>
+        </w:rPr>
+        <w:t>, описа</w:t>
+      </w:r>
+      <w:r>
+        <w:rPr>
+          <w:rFonts w:ascii="Times New Roman" w:hAnsi="Times New Roman" w:cs="Times New Roman"/>
+          <w:sz w:val="28"/>
+          <w:szCs w:val="28"/>
+        </w:rPr>
+        <w:t>л</w:t>
+      </w:r>
+      <w:r>
+        <w:rPr>
+          <w:rFonts w:ascii="Times New Roman" w:hAnsi="Times New Roman" w:cs="Times New Roman"/>
+          <w:sz w:val="28"/>
+          <w:szCs w:val="28"/>
+        </w:rPr>
+        <w:t xml:space="preserve"> сервисы с помощью </w:t>
+      </w:r>
+      <w:r>
+        <w:rPr>
+          <w:rFonts w:ascii="Times New Roman" w:hAnsi="Times New Roman" w:cs="Times New Roman"/>
+          <w:sz w:val="28"/>
+          <w:szCs w:val="28"/>
+          <w:lang w:val="en-US"/>
+        </w:rPr>
+        <w:t>docker</w:t>
+      </w:r>
+      <w:r>
+        <w:rPr>
+          <w:rFonts w:ascii="Times New Roman" w:hAnsi="Times New Roman" w:cs="Times New Roman"/>
+          <w:sz w:val="28"/>
+          <w:szCs w:val="28"/>
+        </w:rPr>
+        <w:t xml:space="preserve"> </w:t>
+      </w:r>
+      <w:r>
+        <w:rPr>
+          <w:rFonts w:ascii="Times New Roman" w:hAnsi="Times New Roman" w:cs="Times New Roman"/>
+          <w:sz w:val="28"/>
+          <w:szCs w:val="28"/>
+          <w:lang w:val="en-US"/>
+        </w:rPr>
+        <w:t>compose</w:t>
+      </w:r>
+      <w:r>
+        <w:rPr>
+          <w:rFonts w:ascii="Times New Roman" w:hAnsi="Times New Roman" w:cs="Times New Roman"/>
+          <w:sz w:val="28"/>
+          <w:szCs w:val="28"/>
+        </w:rPr>
+        <w:t>.</w:t>
+      </w:r>
+    </w:p>
+    <w:p>
+      <w:pPr>
+        <w:jc w:val="both"/>
+        <w:rPr>
+          <w:rFonts w:ascii="Times New Roman" w:hAnsi="Times New Roman" w:cs="Times New Roman"/>
+          <w:sz w:val="28"/>
+          <w:szCs w:val="28"/>
+          <w:lang w:val="en-US"/>
+        </w:rPr>
+      </w:pPr>
+    </w:p>
+    <w:p>
+      <w:pPr>
+        <w:jc w:val="center"/>
+        <w:rPr>
+          <w:rFonts w:ascii="Times New Roman" w:hAnsi="Times New Roman" w:cs="Times New Roman"/>
+          <w:b/>
+          <w:bCs/>
+          <w:sz w:val="28"/>
+          <w:szCs w:val="28"/>
+        </w:rPr>
+      </w:pPr>
+      <w:r>
+        <w:rPr>
+          <w:rFonts w:ascii="Times New Roman" w:hAnsi="Times New Roman" w:cs="Times New Roman"/>
+          <w:b/>
+          <w:bCs/>
+          <w:sz w:val="28"/>
+          <w:szCs w:val="28"/>
+        </w:rPr>
+        <w:t>Контрольные вопросы</w:t>
+      </w:r>
+    </w:p>
+    <w:p>
+      <w:pPr>
+        <w:pStyle w:val="a7"/>
+        <w:numPr>
+          <w:ilvl w:val="0"/>
+          <w:numId w:val="1"/>
+        </w:numPr>
+        <w:rPr>
+          <w:rFonts w:ascii="Times New Roman" w:hAnsi="Times New Roman" w:cs="Times New Roman"/>
+          <w:b/>
+          <w:bCs/>
+          <w:sz w:val="28"/>
+          <w:szCs w:val="28"/>
+        </w:rPr>
+      </w:pPr>
+      <w:r>
+        <w:rPr>
+          <w:rFonts w:ascii="Times New Roman" w:hAnsi="Times New Roman" w:cs="Times New Roman"/>
+          <w:b/>
+          <w:bCs/>
+          <w:sz w:val="28"/>
+          <w:szCs w:val="28"/>
+        </w:rPr>
+        <w:t xml:space="preserve">Что такое </w:t>
+      </w:r>
+      <w:proofErr w:type="spellStart"/>
+      <w:r>
+        <w:rPr>
+          <w:rFonts w:ascii="Times New Roman" w:hAnsi="Times New Roman" w:cs="Times New Roman"/>
+          <w:b/>
+          <w:bCs/>
+          <w:sz w:val="28"/>
+          <w:szCs w:val="28"/>
+        </w:rPr>
+        <w:t>Docker</w:t>
+      </w:r>
+      <w:proofErr w:type="spellEnd"/>
+      <w:r>
+        <w:rPr>
+          <w:rFonts w:ascii="Times New Roman" w:hAnsi="Times New Roman" w:cs="Times New Roman"/>
+          <w:b/>
+          <w:bCs/>
+          <w:sz w:val="28"/>
+          <w:szCs w:val="28"/>
+        </w:rPr>
+        <w:t xml:space="preserve"> </w:t>
+      </w:r>
+      <w:proofErr w:type="spellStart"/>
+      <w:r>
+        <w:rPr>
+          <w:rFonts w:ascii="Times New Roman" w:hAnsi="Times New Roman" w:cs="Times New Roman"/>
+          <w:b/>
+          <w:bCs/>
+          <w:sz w:val="28"/>
+          <w:szCs w:val="28"/>
+        </w:rPr>
+        <w:t>Compose</w:t>
+      </w:r>
+      <w:proofErr w:type="spellEnd"/>
+      <w:r>
+        <w:rPr>
+          <w:rFonts w:ascii="Times New Roman" w:hAnsi="Times New Roman" w:cs="Times New Roman"/>
+          <w:b/>
+          <w:bCs/>
+          <w:sz w:val="28"/>
+          <w:szCs w:val="28"/>
+        </w:rPr>
+        <w:t xml:space="preserve"> и для чего он используется?</w:t>
+      </w:r>
+    </w:p>
+    <w:p>
+      <w:pPr>
+        <w:ind w:left="708" w:firstLine="708"/>
+        <w:rPr>
+          <w:rFonts w:ascii="Times New Roman" w:hAnsi="Times New Roman" w:cs="Times New Roman"/>
+          <w:sz w:val="28"/>
+          <w:szCs w:val="28"/>
+        </w:rPr>
+      </w:pPr>
+      <w:proofErr w:type="spellStart"/>
+      <w:r>
+        <w:rPr>
+          <w:rFonts w:ascii="Times New Roman" w:hAnsi="Times New Roman" w:cs="Times New Roman"/>
+          <w:sz w:val="28"/>
+          <w:szCs w:val="28"/>
+        </w:rPr>
+        <w:t>Docker</w:t>
+      </w:r>
+      <w:proofErr w:type="spellEnd"/>
+      <w:r>
+        <w:rPr>
+          <w:rFonts w:ascii="Times New Roman" w:hAnsi="Times New Roman" w:cs="Times New Roman"/>
+          <w:sz w:val="28"/>
+          <w:szCs w:val="28"/>
+        </w:rPr>
+        <w:t xml:space="preserve"> </w:t>
+      </w:r>
+      <w:proofErr w:type="spellStart"/>
+      <w:r>
+        <w:rPr>
+          <w:rFonts w:ascii="Times New Roman" w:hAnsi="Times New Roman" w:cs="Times New Roman"/>
+          <w:sz w:val="28"/>
+          <w:szCs w:val="28"/>
+        </w:rPr>
+        <w:t>Compose</w:t>
+      </w:r>
+      <w:proofErr w:type="spellEnd"/>
+      <w:r>
+        <w:rPr>
+          <w:rFonts w:ascii="Times New Roman" w:hAnsi="Times New Roman" w:cs="Times New Roman"/>
+          <w:sz w:val="28"/>
+          <w:szCs w:val="28"/>
+        </w:rPr>
+        <w:t xml:space="preserve"> — это инструмент для описания, конфигурирования и запуска </w:t>
+      </w:r>
+      <w:proofErr w:type="spellStart"/>
+      <w:r>
+        <w:rPr>
+          <w:rFonts w:ascii="Times New Roman" w:hAnsi="Times New Roman" w:cs="Times New Roman"/>
+          <w:sz w:val="28"/>
+          <w:szCs w:val="28"/>
+        </w:rPr>
+        <w:t>многоконтейнерных</w:t>
+      </w:r>
+      <w:proofErr w:type="spellEnd"/>
+      <w:r>
+        <w:rPr>
+          <w:rFonts w:ascii="Times New Roman" w:hAnsi="Times New Roman" w:cs="Times New Roman"/>
+          <w:sz w:val="28"/>
+          <w:szCs w:val="28"/>
+        </w:rPr>
+        <w:t xml:space="preserve"> приложений с помощью одного файла</w:t>
+      </w:r>
+      <w:r>
+        <w:rPr>
+          <w:rFonts w:ascii="Times New Roman" w:hAnsi="Times New Roman" w:cs="Times New Roman"/>
+          <w:sz w:val="28"/>
+          <w:szCs w:val="28"/>
+        </w:rPr>
+        <w:t xml:space="preserve"> (</w:t>
+      </w:r>
+      <w:r>
+        <w:rPr>
+          <w:rFonts w:ascii="Times New Roman" w:hAnsi="Times New Roman" w:cs="Times New Roman"/>
+          <w:sz w:val="28"/>
+          <w:szCs w:val="28"/>
+          <w:lang w:val="en-US"/>
+        </w:rPr>
+        <w:t>docker</w:t>
+      </w:r>
+      <w:r>
+        <w:rPr>
+          <w:rFonts w:ascii="Times New Roman" w:hAnsi="Times New Roman" w:cs="Times New Roman"/>
+          <w:sz w:val="28"/>
+          <w:szCs w:val="28"/>
+        </w:rPr>
+        <w:t>-</w:t>
+      </w:r>
+      <w:r>
+        <w:rPr>
+          <w:rFonts w:ascii="Times New Roman" w:hAnsi="Times New Roman" w:cs="Times New Roman"/>
+          <w:sz w:val="28"/>
+          <w:szCs w:val="28"/>
+          <w:lang w:val="en-US"/>
+        </w:rPr>
+        <w:t>compose</w:t>
+      </w:r>
+      <w:r>
+        <w:rPr>
+          <w:rFonts w:ascii="Times New Roman" w:hAnsi="Times New Roman" w:cs="Times New Roman"/>
+          <w:sz w:val="28"/>
+          <w:szCs w:val="28"/>
+        </w:rPr>
+        <w:t>.</w:t>
+      </w:r>
+      <w:proofErr w:type="spellStart"/>
+      <w:r>
+        <w:rPr>
+          <w:rFonts w:ascii="Times New Roman" w:hAnsi="Times New Roman" w:cs="Times New Roman"/>
+          <w:sz w:val="28"/>
+          <w:szCs w:val="28"/>
+          <w:lang w:val="en-US"/>
+        </w:rPr>
+        <w:t>yml</w:t>
+      </w:r>
+      <w:proofErr w:type="spellEnd"/>
+      <w:r>
+        <w:rPr>
+          <w:rFonts w:ascii="Times New Roman" w:hAnsi="Times New Roman" w:cs="Times New Roman"/>
+          <w:sz w:val="28"/>
+          <w:szCs w:val="28"/>
+        </w:rPr>
+        <w:t xml:space="preserve">). </w:t>
+      </w:r>
+      <w:r>
+        <w:rPr>
+          <w:rFonts w:ascii="Times New Roman" w:hAnsi="Times New Roman" w:cs="Times New Roman"/>
+          <w:sz w:val="28"/>
+          <w:szCs w:val="28"/>
+        </w:rPr>
+        <w:t>Он используется для управления несколькими сервисами, быстрого запуска всего стека одной командой и для упрощения разработки и тестирования.</w:t>
+      </w:r>
+    </w:p>
+    <w:p>
+      <w:pPr>
+        <w:pStyle w:val="a7"/>
+        <w:numPr>
+          <w:ilvl w:val="0"/>
+          <w:numId w:val="1"/>
+        </w:numPr>
+        <w:rPr>
+          <w:rFonts w:ascii="Times New Roman" w:hAnsi="Times New Roman" w:cs="Times New Roman"/>
+          <w:b/>
+          <w:bCs/>
+          <w:sz w:val="28"/>
+          <w:szCs w:val="28"/>
+        </w:rPr>
+      </w:pPr>
+      <w:r>
+        <w:rPr>
+          <w:rFonts w:ascii="Times New Roman" w:hAnsi="Times New Roman" w:cs="Times New Roman"/>
+          <w:b/>
+          <w:bCs/>
+          <w:sz w:val="28"/>
+          <w:szCs w:val="28"/>
+        </w:rPr>
+        <w:t xml:space="preserve">На рисунке ниже продемонстрирован </w:t>
+      </w:r>
+      <w:proofErr w:type="spellStart"/>
+      <w:r>
+        <w:rPr>
+          <w:rFonts w:ascii="Times New Roman" w:hAnsi="Times New Roman" w:cs="Times New Roman"/>
+          <w:b/>
+          <w:bCs/>
+          <w:sz w:val="28"/>
+          <w:szCs w:val="28"/>
+        </w:rPr>
+        <w:t>docker-compose.yml</w:t>
+      </w:r>
+      <w:proofErr w:type="spellEnd"/>
+      <w:r>
+        <w:rPr>
+          <w:rFonts w:ascii="Times New Roman" w:hAnsi="Times New Roman" w:cs="Times New Roman"/>
+          <w:b/>
+          <w:bCs/>
+          <w:sz w:val="28"/>
+          <w:szCs w:val="28"/>
+        </w:rPr>
+        <w:t>, в котором описан один</w:t>
+      </w:r>
+      <w:r>
+        <w:rPr>
+          <w:rFonts w:ascii="Times New Roman" w:hAnsi="Times New Roman" w:cs="Times New Roman"/>
+          <w:b/>
+          <w:bCs/>
+          <w:sz w:val="28"/>
+          <w:szCs w:val="28"/>
+        </w:rPr>
+        <w:t xml:space="preserve"> </w:t>
+      </w:r>
+      <w:r>
+        <w:rPr>
+          <w:rFonts w:ascii="Times New Roman" w:hAnsi="Times New Roman" w:cs="Times New Roman"/>
+          <w:b/>
+          <w:bCs/>
+          <w:sz w:val="28"/>
+          <w:szCs w:val="28"/>
+        </w:rPr>
+        <w:t xml:space="preserve">сервис </w:t>
+      </w:r>
+      <w:proofErr w:type="spellStart"/>
+      <w:r>
+        <w:rPr>
+          <w:rFonts w:ascii="Times New Roman" w:hAnsi="Times New Roman" w:cs="Times New Roman"/>
+          <w:b/>
+          <w:bCs/>
+          <w:sz w:val="28"/>
+          <w:szCs w:val="28"/>
+        </w:rPr>
+        <w:t>db</w:t>
+      </w:r>
+      <w:proofErr w:type="spellEnd"/>
+      <w:r>
+        <w:rPr>
+          <w:rFonts w:ascii="Times New Roman" w:hAnsi="Times New Roman" w:cs="Times New Roman"/>
+          <w:b/>
+          <w:bCs/>
+          <w:sz w:val="28"/>
+          <w:szCs w:val="28"/>
+        </w:rPr>
+        <w:t xml:space="preserve">. При попытке смонтировать каталог </w:t>
+      </w:r>
+      <w:proofErr w:type="spellStart"/>
+      <w:r>
+        <w:rPr>
+          <w:rFonts w:ascii="Times New Roman" w:hAnsi="Times New Roman" w:cs="Times New Roman"/>
+          <w:b/>
+          <w:bCs/>
+          <w:sz w:val="28"/>
+          <w:szCs w:val="28"/>
+        </w:rPr>
+        <w:t>postgres_data</w:t>
+      </w:r>
+      <w:proofErr w:type="spellEnd"/>
+      <w:r>
+        <w:rPr>
+          <w:rFonts w:ascii="Times New Roman" w:hAnsi="Times New Roman" w:cs="Times New Roman"/>
+          <w:b/>
+          <w:bCs/>
+          <w:sz w:val="28"/>
+          <w:szCs w:val="28"/>
+        </w:rPr>
+        <w:t xml:space="preserve"> внутрь контейнера для хранения записей базы данных происходит ошибка. Почему возникает</w:t>
+      </w:r>
+      <w:r>
+        <w:rPr>
+          <w:rFonts w:ascii="Times New Roman" w:hAnsi="Times New Roman" w:cs="Times New Roman"/>
+          <w:b/>
+          <w:bCs/>
+          <w:sz w:val="28"/>
+          <w:szCs w:val="28"/>
+        </w:rPr>
+        <w:t xml:space="preserve"> </w:t>
+      </w:r>
+      <w:r>
+        <w:rPr>
+          <w:rFonts w:ascii="Times New Roman" w:hAnsi="Times New Roman" w:cs="Times New Roman"/>
+          <w:b/>
+          <w:bCs/>
+          <w:sz w:val="28"/>
+          <w:szCs w:val="28"/>
+        </w:rPr>
+        <w:t>ошибка и как её исправить?</w:t>
+      </w:r>
+    </w:p>
+    <w:p>
+      <w:pPr>
+        <w:pStyle w:val="a7"/>
+        <w:rPr>
+          <w:rFonts w:ascii="Times New Roman" w:hAnsi="Times New Roman" w:cs="Times New Roman"/>
+          <w:b/>
+          <w:bCs/>
+          <w:sz w:val="28"/>
+          <w:szCs w:val="28"/>
+          <w:lang w:val="en-US"/>
+        </w:rPr>
+      </w:pPr>
+      <w:r>
+        <w:rPr>
+          <w:noProof/>
+        </w:rPr>
+        <w:drawing>
+          <wp:inline distT="0" distB="0" distL="0" distR="0" wp14:anchorId="5006F0CF" wp14:editId="35510A18">
+            <wp:extent cx="5362575" cy="3048000"/>
+            <wp:effectExtent l="0" t="0" r="9525" b="0"/>
+            <wp:docPr id="1644301858" name="Рисунок 1"/>
+            <wp:cNvGraphicFramePr>
+              <a:graphicFrameLocks xmlns:a="http://schemas.openxmlformats.org/drawingml/2006/main" noChangeAspect="1"/>
+            </wp:cNvGraphicFramePr>
+            <a:graphic xmlns:a="http://schemas.openxmlformats.org/drawingml/2006/main">
+              <a:graphicData uri="http://schemas.openxmlformats.org/drawingml/2006/picture">
+                <pic:pic xmlns:pic="http://schemas.openxmlformats.org/drawingml/2006/picture">
+                  <pic:nvPicPr>
+                    <pic:cNvPr id="1644301858" name=""/>
+                    <pic:cNvPicPr/>
+                  </pic:nvPicPr>
+                  <pic:blipFill>
+                    <a:blip r:embed="rId8"/>
+                    <a:stretch>
+                      <a:fillRect/>
+                    </a:stretch>
+                  </pic:blipFill>
+                  <pic:spPr>
+                    <a:xfrm>
+                      <a:off x="0" y="0"/>
+                      <a:ext cx="5362575" cy="3048000"/>
+                    </a:xfrm>
+                    <a:prstGeom prst="rect">
+                      <a:avLst/>
+                    </a:prstGeom>
+                  </pic:spPr>
+                </pic:pic>
+              </a:graphicData>
+            </a:graphic>
+          </wp:inline>
+        </w:drawing>
+      </w:r>
+    </w:p>
+    <w:p>
+      <w:pPr>
+        <w:pStyle w:val="a7"/>
+        <w:rPr>
+          <w:rFonts w:ascii="Times New Roman" w:hAnsi="Times New Roman" w:cs="Times New Roman"/>
+          <w:b/>
+          <w:bCs/>
+          <w:sz w:val="28"/>
+          <w:szCs w:val="28"/>
+          <w:lang w:val="en-US"/>
+        </w:rPr>
+      </w:pPr>
+    </w:p>
+    <w:p>
+      <w:pPr>
+        <w:pStyle w:val="a7"/>
+        <w:ind w:left="1416"/>
+        <w:rPr>
+          <w:rFonts w:ascii="Times New Roman" w:hAnsi="Times New Roman" w:cs="Times New Roman"/>
+          <w:sz w:val="28"/>
+          <w:szCs w:val="28"/>
+        </w:rPr>
+      </w:pPr>
+      <w:r>
+        <w:rPr>
+          <w:rFonts w:ascii="Times New Roman" w:hAnsi="Times New Roman" w:cs="Times New Roman"/>
+          <w:sz w:val="28"/>
+          <w:szCs w:val="28"/>
+        </w:rPr>
+        <w:t>Надо добавить в конце файла объявление этого самого тома:</w:t>
+      </w:r>
+    </w:p>
+    <w:p>
+      <w:pPr>
+        <w:shd w:val="clear" w:color="auto" w:fill="121314"/>
+        <w:spacing w:after="0" w:line="285" w:lineRule="atLeast"/>
+        <w:rPr>
+          <w:rFonts w:ascii="Consolas" w:eastAsia="Times New Roman" w:hAnsi="Consolas" w:cs="Times New Roman"/>
+          <w:color w:val="BBBEBF"/>
+          <w:kern w:val="0"/>
+          <w:sz w:val="21"/>
+          <w:szCs w:val="21"/>
+          <w:lang w:eastAsia="ru-RU"/>
+          <w14:ligatures w14:val="none"/>
+        </w:rPr>
+      </w:pPr>
+      <w:proofErr w:type="spellStart"/>
+      <w:r>
+        <w:rPr>
+          <w:rFonts w:ascii="Consolas" w:eastAsia="Times New Roman" w:hAnsi="Consolas" w:cs="Times New Roman"/>
+          <w:color w:val="7EE787"/>
+          <w:kern w:val="0"/>
+          <w:sz w:val="21"/>
+          <w:szCs w:val="21"/>
+          <w:lang w:eastAsia="ru-RU"/>
+          <w14:ligatures w14:val="none"/>
+        </w:rPr>
+        <w:t>volumes</w:t>
+      </w:r>
+      <w:proofErr w:type="spellEnd"/>
+      <w:r>
+        <w:rPr>
+          <w:rFonts w:ascii="Consolas" w:eastAsia="Times New Roman" w:hAnsi="Consolas" w:cs="Times New Roman"/>
+          <w:color w:val="BBBEBF"/>
+          <w:kern w:val="0"/>
+          <w:sz w:val="21"/>
+          <w:szCs w:val="21"/>
+          <w:lang w:eastAsia="ru-RU"/>
+          <w14:ligatures w14:val="none"/>
+        </w:rPr>
+        <w:t>:</w:t>
+      </w:r>
+    </w:p>
+    <w:p>
+      <w:pPr>
+        <w:shd w:val="clear" w:color="auto" w:fill="121314"/>
+        <w:spacing w:after="0" w:line="285" w:lineRule="atLeast"/>
+        <w:rPr>
+          <w:rFonts w:ascii="Consolas" w:eastAsia="Times New Roman" w:hAnsi="Consolas" w:cs="Times New Roman"/>
+          <w:color w:val="BBBEBF"/>
+          <w:kern w:val="0"/>
+          <w:sz w:val="21"/>
+          <w:szCs w:val="21"/>
+          <w:lang w:eastAsia="ru-RU"/>
+          <w14:ligatures w14:val="none"/>
+        </w:rPr>
+      </w:pPr>
+      <w:r>
+        <w:rPr>
+          <w:rFonts w:ascii="Consolas" w:eastAsia="Times New Roman" w:hAnsi="Consolas" w:cs="Times New Roman"/>
+          <w:color w:val="BBBEBF"/>
+          <w:kern w:val="0"/>
+          <w:sz w:val="21"/>
+          <w:szCs w:val="21"/>
+          <w:lang w:eastAsia="ru-RU"/>
+          <w14:ligatures w14:val="none"/>
+        </w:rPr>
+        <w:t xml:space="preserve">  </w:t>
+      </w:r>
+      <w:proofErr w:type="spellStart"/>
+      <w:r>
+        <w:rPr>
+          <w:rFonts w:ascii="Consolas" w:eastAsia="Times New Roman" w:hAnsi="Consolas" w:cs="Times New Roman"/>
+          <w:color w:val="7EE787"/>
+          <w:kern w:val="0"/>
+          <w:sz w:val="21"/>
+          <w:szCs w:val="21"/>
+          <w:lang w:eastAsia="ru-RU"/>
+          <w14:ligatures w14:val="none"/>
+        </w:rPr>
+        <w:t>postgres_data</w:t>
+      </w:r>
+      <w:proofErr w:type="spellEnd"/>
+      <w:r>
+        <w:rPr>
+          <w:rFonts w:ascii="Consolas" w:eastAsia="Times New Roman" w:hAnsi="Consolas" w:cs="Times New Roman"/>
+          <w:color w:val="BBBEBF"/>
+          <w:kern w:val="0"/>
+          <w:sz w:val="21"/>
+          <w:szCs w:val="21"/>
+          <w:lang w:eastAsia="ru-RU"/>
+          <w14:ligatures w14:val="none"/>
+        </w:rPr>
+        <w:t>:</w:t>
+      </w:r>
+    </w:p>
+    <w:p>
+      <w:pPr>
+        <w:pStyle w:val="a7"/>
+        <w:ind w:left="1416"/>
+        <w:rPr>
+          <w:rFonts w:ascii="Times New Roman" w:hAnsi="Times New Roman" w:cs="Times New Roman"/>
+          <w:sz w:val="28"/>
+          <w:szCs w:val="28"/>
+          <w:lang w:val="en-US"/>
         </w:rPr>
       </w:pPr>
     </w:p>
@@ -720,6 +4110,103 @@
     </w:sectPr>
   </w:body>
 </w:document>
+</file>
+
+<file path=word/numbering.xml><?xml version="1.0" encoding="utf-8"?>
+<w:numbering xmlns:wpc="http://schemas.microsoft.com/office/word/2010/wordprocessingCanvas" xmlns:cx="http://schemas.microsoft.com/office/drawing/2014/chartex" xmlns:cx1="http://schemas.microsoft.com/office/drawing/2015/9/8/chartex" xmlns:cx2="http://schemas.microsoft.com/office/drawing/2015/10/21/chartex" xmlns:cx3="http://schemas.microsoft.com/office/drawing/2016/5/9/chartex" xmlns:cx4="http://schemas.microsoft.com/office/drawing/2016/5/10/chartex" xmlns:cx5="http://schemas.microsoft.com/office/drawing/2016/5/11/chartex" xmlns:cx6="http://schemas.microsoft.com/office/drawing/2016/5/12/chartex" xmlns:cx7="http://schemas.microsoft.com/office/drawing/2016/5/13/chartex" xmlns:cx8="http://schemas.microsoft.com/office/drawing/2016/5/14/chartex" xmlns:mc="http://schemas.openxmlformats.org/markup-compatibility/2006" xmlns:aink="http://schemas.microsoft.com/office/drawing/2016/ink" xmlns:am3d="http://schemas.microsoft.com/office/drawing/2017/model3d" xmlns:o="urn:schemas-microsoft-com:office:office" xmlns:oel="http://schemas.microsoft.com/office/2019/extlst" xmlns:r="http://schemas.openxmlformats.org/officeDocument/2006/relationships" xmlns:m="http://schemas.openxmlformats.org/officeDocument/2006/math" xmlns:v="urn:schemas-microsoft-com:vml" xmlns:wp14="http://schemas.microsoft.com/office/word/2010/wordprocessingDrawing" xmlns:wp="http://schemas.openxmlformats.org/drawingml/2006/wordprocessingDrawing" xmlns:w10="urn:schemas-microsoft-com:office:word" xmlns:w="http://schemas.openxmlformats.org/wordprocessingml/2006/main" xmlns:w14="http://schemas.microsoft.com/office/word/2010/wordml" xmlns:w15="http://schemas.microsoft.com/office/word/2012/wordml" xmlns:w16cex="http://schemas.microsoft.com/office/word/2018/wordml/cex" xmlns:w16cid="http://schemas.microsoft.com/office/word/2016/wordml/cid" xmlns:w16="http://schemas.microsoft.com/office/word/2018/wordml" xmlns:w16du="http://schemas.microsoft.com/office/word/2023/wordml/word16du" xmlns:w16sdtdh="http://schemas.microsoft.com/office/word/2020/wordml/sdtdatahash" xmlns:w16sdtfl="http://schemas.microsoft.com/office/word/2024/wordml/sdtformatlock" xmlns:w16se="http://schemas.microsoft.com/office/word/2015/wordml/symex" xmlns:wpg="http://schemas.microsoft.com/office/word/2010/wordprocessingGroup" xmlns:wpi="http://schemas.microsoft.com/office/word/2010/wordprocessingInk" xmlns:wne="http://schemas.microsoft.com/office/word/2006/wordml" xmlns:wps="http://schemas.microsoft.com/office/word/2010/wordprocessingShape" mc:Ignorable="w14 w15 w16se w16cid w16 w16cex w16sdtdh w16sdtfl w16du wp14">
+  <w:abstractNum w:abstractNumId="0" w15:restartNumberingAfterBreak="0">
+    <w:nsid w:val="27B33733"/>
+    <w:multiLevelType w:val="hybridMultilevel"/>
+    <w:tmpl w:val="EB407954"/>
+    <w:lvl w:ilvl="0" w:tplc="04190011">
+      <w:start w:val="1"/>
+      <w:numFmt w:val="decimal"/>
+      <w:lvlText w:val="%1)"/>
+      <w:lvlJc w:val="left"/>
+      <w:pPr>
+        <w:ind w:left="720" w:hanging="360"/>
+      </w:pPr>
+      <w:rPr>
+        <w:rFonts w:hint="default"/>
+      </w:rPr>
+    </w:lvl>
+    <w:lvl w:ilvl="1" w:tplc="04190019" w:tentative="1">
+      <w:start w:val="1"/>
+      <w:numFmt w:val="lowerLetter"/>
+      <w:lvlText w:val="%2."/>
+      <w:lvlJc w:val="left"/>
+      <w:pPr>
+        <w:ind w:left="1440" w:hanging="360"/>
+      </w:pPr>
+    </w:lvl>
+    <w:lvl w:ilvl="2" w:tplc="0419001B" w:tentative="1">
+      <w:start w:val="1"/>
+      <w:numFmt w:val="lowerRoman"/>
+      <w:lvlText w:val="%3."/>
+      <w:lvlJc w:val="right"/>
+      <w:pPr>
+        <w:ind w:left="2160" w:hanging="180"/>
+      </w:pPr>
+    </w:lvl>
+    <w:lvl w:ilvl="3" w:tplc="0419000F" w:tentative="1">
+      <w:start w:val="1"/>
+      <w:numFmt w:val="decimal"/>
+      <w:lvlText w:val="%4."/>
+      <w:lvlJc w:val="left"/>
+      <w:pPr>
+        <w:ind w:left="2880" w:hanging="360"/>
+      </w:pPr>
+    </w:lvl>
+    <w:lvl w:ilvl="4" w:tplc="04190019" w:tentative="1">
+      <w:start w:val="1"/>
+      <w:numFmt w:val="lowerLetter"/>
+      <w:lvlText w:val="%5."/>
+      <w:lvlJc w:val="left"/>
+      <w:pPr>
+        <w:ind w:left="3600" w:hanging="360"/>
+      </w:pPr>
+    </w:lvl>
+    <w:lvl w:ilvl="5" w:tplc="0419001B" w:tentative="1">
+      <w:start w:val="1"/>
+      <w:numFmt w:val="lowerRoman"/>
+      <w:lvlText w:val="%6."/>
+      <w:lvlJc w:val="right"/>
+      <w:pPr>
+        <w:ind w:left="4320" w:hanging="180"/>
+      </w:pPr>
+    </w:lvl>
+    <w:lvl w:ilvl="6" w:tplc="0419000F" w:tentative="1">
+      <w:start w:val="1"/>
+      <w:numFmt w:val="decimal"/>
+      <w:lvlText w:val="%7."/>
+      <w:lvlJc w:val="left"/>
+      <w:pPr>
+        <w:ind w:left="5040" w:hanging="360"/>
+      </w:pPr>
+    </w:lvl>
+    <w:lvl w:ilvl="7" w:tplc="04190019" w:tentative="1">
+      <w:start w:val="1"/>
+      <w:numFmt w:val="lowerLetter"/>
+      <w:lvlText w:val="%8."/>
+      <w:lvlJc w:val="left"/>
+      <w:pPr>
+        <w:ind w:left="5760" w:hanging="360"/>
+      </w:pPr>
+    </w:lvl>
+    <w:lvl w:ilvl="8" w:tplc="0419001B" w:tentative="1">
+      <w:start w:val="1"/>
+      <w:numFmt w:val="lowerRoman"/>
+      <w:lvlText w:val="%9."/>
+      <w:lvlJc w:val="right"/>
+      <w:pPr>
+        <w:ind w:left="6480" w:hanging="180"/>
+      </w:pPr>
+    </w:lvl>
+  </w:abstractNum>
+  <w:num w:numId="1" w16cid:durableId="2004703811">
+    <w:abstractNumId w:val="0"/>
+  </w:num>
+</w:numbering>
 </file>
 
 <file path=word/styles.xml><?xml version="1.0" encoding="utf-8"?>
@@ -1122,7 +4609,7 @@
   <w:style w:type="paragraph" w:default="1" w:styleId="a">
     <w:name w:val="Normal"/>
     <w:qFormat/>
-    <w:rsid w:val="00420252"/>
+    <w:rsid w:val="0049430F"/>
   </w:style>
   <w:style w:type="paragraph" w:styleId="1">
     <w:name w:val="heading 1"/>
@@ -1326,7 +4813,6 @@
   <w:style w:type="character" w:default="1" w:styleId="a0">
     <w:name w:val="Default Paragraph Font"/>
     <w:uiPriority w:val="1"/>
-    <w:semiHidden/>
     <w:unhideWhenUsed/>
   </w:style>
   <w:style w:type="table" w:default="1" w:styleId="a1">
